--- a/Dokumentáció - IKT Projektmunka 2026-27 I. félév.docx
+++ b/Dokumentáció - IKT Projektmunka 2026-27 I. félév.docx
@@ -1278,7 +1278,17 @@
           <w:sz w:val="28"/>
           <w:szCs w:val="28"/>
         </w:rPr>
-        <w:t>on dolgoztam, csináltam a fő szöveg felé egy automatikusan frissülő órát.</w:t>
+        <w:t>on dolgoztam, csináltam a fő szöveg felé egy automatikusan frissülő órát</w:t>
+      </w:r>
+      <w:r>
+        <w:rPr>
+          <w:rFonts w:ascii="Times New Roman" w:hAnsi="Times New Roman" w:cs="Times New Roman"/>
+          <w:i/>
+          <w:iCs/>
+          <w:sz w:val="28"/>
+          <w:szCs w:val="28"/>
+        </w:rPr>
+        <w:t>, egy navbart, ahonnan el lehet érni a szabályzatot.</w:t>
       </w:r>
     </w:p>
     <w:p>

--- a/Dokumentáció - IKT Projektmunka 2026-27 I. félév.docx
+++ b/Dokumentáció - IKT Projektmunka 2026-27 I. félév.docx
@@ -1,6 +1,6 @@
 
 <file path=word/document.xml><?xml version="1.0" encoding="utf-8"?>
-<w:document xmlns:wpc="http://schemas.microsoft.com/office/word/2010/wordprocessingCanvas" xmlns:cx="http://schemas.microsoft.com/office/drawing/2014/chartex" xmlns:cx1="http://schemas.microsoft.com/office/drawing/2015/9/8/chartex" xmlns:cx2="http://schemas.microsoft.com/office/drawing/2015/10/21/chartex" xmlns:cx3="http://schemas.microsoft.com/office/drawing/2016/5/9/chartex" xmlns:cx4="http://schemas.microsoft.com/office/drawing/2016/5/10/chartex" xmlns:cx5="http://schemas.microsoft.com/office/drawing/2016/5/11/chartex" xmlns:cx6="http://schemas.microsoft.com/office/drawing/2016/5/12/chartex" xmlns:cx7="http://schemas.microsoft.com/office/drawing/2016/5/13/chartex" xmlns:cx8="http://schemas.microsoft.com/office/drawing/2016/5/14/chartex" xmlns:mc="http://schemas.openxmlformats.org/markup-compatibility/2006" xmlns:aink="http://schemas.microsoft.com/office/drawing/2016/ink" xmlns:am3d="http://schemas.microsoft.com/office/drawing/2017/model3d" xmlns:o="urn:schemas-microsoft-com:office:office" xmlns:oel="http://schemas.microsoft.com/office/2019/extlst" xmlns:r="http://schemas.openxmlformats.org/officeDocument/2006/relationships" xmlns:m="http://schemas.openxmlformats.org/officeDocument/2006/math" xmlns:v="urn:schemas-microsoft-com:vml" xmlns:wp14="http://schemas.microsoft.com/office/word/2010/wordprocessingDrawing" xmlns:wp="http://schemas.openxmlformats.org/drawingml/2006/wordprocessingDrawing" xmlns:w10="urn:schemas-microsoft-com:office:word" xmlns:w="http://schemas.openxmlformats.org/wordprocessingml/2006/main" xmlns:w14="http://schemas.microsoft.com/office/word/2010/wordml" xmlns:w15="http://schemas.microsoft.com/office/word/2012/wordml" xmlns:w16cex="http://schemas.microsoft.com/office/word/2018/wordml/cex" xmlns:w16cid="http://schemas.microsoft.com/office/word/2016/wordml/cid" xmlns:w16="http://schemas.microsoft.com/office/word/2018/wordml" xmlns:w16du="http://schemas.microsoft.com/office/word/2023/wordml/word16du" xmlns:w16sdtdh="http://schemas.microsoft.com/office/word/2020/wordml/sdtdatahash" xmlns:w16sdtfl="http://schemas.microsoft.com/office/word/2024/wordml/sdtformatlock" xmlns:w16se="http://schemas.microsoft.com/office/word/2015/wordml/symex" xmlns:wpg="http://schemas.microsoft.com/office/word/2010/wordprocessingGroup" xmlns:wpi="http://schemas.microsoft.com/office/word/2010/wordprocessingInk" xmlns:wne="http://schemas.microsoft.com/office/word/2006/wordml" xmlns:wps="http://schemas.microsoft.com/office/word/2010/wordprocessingShape" mc:Ignorable="w14 w15 w16se w16cid w16 w16cex w16sdtdh w16sdtfl w16du wp14">
+<w:document xmlns:wpc="http://schemas.microsoft.com/office/word/2010/wordprocessingCanvas" xmlns:cx="http://schemas.microsoft.com/office/drawing/2014/chartex" xmlns:cx1="http://schemas.microsoft.com/office/drawing/2015/9/8/chartex" xmlns:cx2="http://schemas.microsoft.com/office/drawing/2015/10/21/chartex" xmlns:cx3="http://schemas.microsoft.com/office/drawing/2016/5/9/chartex" xmlns:cx4="http://schemas.microsoft.com/office/drawing/2016/5/10/chartex" xmlns:cx5="http://schemas.microsoft.com/office/drawing/2016/5/11/chartex" xmlns:cx6="http://schemas.microsoft.com/office/drawing/2016/5/12/chartex" xmlns:cx7="http://schemas.microsoft.com/office/drawing/2016/5/13/chartex" xmlns:cx8="http://schemas.microsoft.com/office/drawing/2016/5/14/chartex" xmlns:mc="http://schemas.openxmlformats.org/markup-compatibility/2006" xmlns:aink="http://schemas.microsoft.com/office/drawing/2016/ink" xmlns:am3d="http://schemas.microsoft.com/office/drawing/2017/model3d" xmlns:o="urn:schemas-microsoft-com:office:office" xmlns:r="http://schemas.openxmlformats.org/officeDocument/2006/relationships" xmlns:m="http://schemas.openxmlformats.org/officeDocument/2006/math" xmlns:v="urn:schemas-microsoft-com:vml" xmlns:wp14="http://schemas.microsoft.com/office/word/2010/wordprocessingDrawing" xmlns:wp="http://schemas.openxmlformats.org/drawingml/2006/wordprocessingDrawing" xmlns:w10="urn:schemas-microsoft-com:office:word" xmlns:w="http://schemas.openxmlformats.org/wordprocessingml/2006/main" xmlns:w14="http://schemas.microsoft.com/office/word/2010/wordml" xmlns:w15="http://schemas.microsoft.com/office/word/2012/wordml" xmlns:w16cex="http://schemas.microsoft.com/office/word/2018/wordml/cex" xmlns:w16cid="http://schemas.microsoft.com/office/word/2016/wordml/cid" xmlns:w16="http://schemas.microsoft.com/office/word/2018/wordml" xmlns:w16sdtdh="http://schemas.microsoft.com/office/word/2020/wordml/sdtdatahash" xmlns:w16se="http://schemas.microsoft.com/office/word/2015/wordml/symex" xmlns:wpg="http://schemas.microsoft.com/office/word/2010/wordprocessingGroup" xmlns:wpi="http://schemas.microsoft.com/office/word/2010/wordprocessingInk" xmlns:wne="http://schemas.microsoft.com/office/word/2006/wordml" xmlns:wps="http://schemas.microsoft.com/office/word/2010/wordprocessingShape" mc:Ignorable="w14 w15 w16se w16cid w16 w16cex w16sdtdh wp14">
   <w:body>
     <w:p>
       <w:pPr>
@@ -77,23 +77,17 @@
       <w:pPr>
         <w:rPr>
           <w:rFonts w:ascii="Times New Roman" w:hAnsi="Times New Roman" w:cs="Times New Roman"/>
-          <w:sz w:val="32"/>
-          <w:szCs w:val="32"/>
-        </w:rPr>
-      </w:pPr>
-      <w:r>
-        <w:rPr>
-          <w:rFonts w:ascii="Times New Roman" w:hAnsi="Times New Roman" w:cs="Times New Roman"/>
-          <w:sz w:val="32"/>
-          <w:szCs w:val="32"/>
+        </w:rPr>
+      </w:pPr>
+      <w:r>
+        <w:rPr>
+          <w:rFonts w:ascii="Times New Roman" w:hAnsi="Times New Roman" w:cs="Times New Roman"/>
         </w:rPr>
         <w:t xml:space="preserve">Csoporttagok: Pugner László, </w:t>
       </w:r>
       <w:r>
         <w:rPr>
           <w:rFonts w:ascii="Times New Roman" w:hAnsi="Times New Roman" w:cs="Times New Roman"/>
-          <w:sz w:val="32"/>
-          <w:szCs w:val="32"/>
         </w:rPr>
         <w:t>Vass Csanád</w:t>
       </w:r>
@@ -102,23 +96,17 @@
       <w:pPr>
         <w:rPr>
           <w:rFonts w:ascii="Times New Roman" w:hAnsi="Times New Roman" w:cs="Times New Roman"/>
-          <w:sz w:val="32"/>
-          <w:szCs w:val="32"/>
-        </w:rPr>
-      </w:pPr>
-      <w:r>
-        <w:rPr>
-          <w:rFonts w:ascii="Times New Roman" w:hAnsi="Times New Roman" w:cs="Times New Roman"/>
-          <w:sz w:val="32"/>
-          <w:szCs w:val="32"/>
+        </w:rPr>
+      </w:pPr>
+      <w:r>
+        <w:rPr>
+          <w:rFonts w:ascii="Times New Roman" w:hAnsi="Times New Roman" w:cs="Times New Roman"/>
         </w:rPr>
         <w:t xml:space="preserve">Projekt: </w:t>
       </w:r>
       <w:r>
         <w:rPr>
           <w:rFonts w:ascii="Times New Roman" w:hAnsi="Times New Roman" w:cs="Times New Roman"/>
-          <w:sz w:val="32"/>
-          <w:szCs w:val="32"/>
         </w:rPr>
         <w:t>Squall – Internetes fórumoldal</w:t>
       </w:r>
@@ -127,19 +115,15 @@
       <w:pPr>
         <w:rPr>
           <w:rFonts w:ascii="Times New Roman" w:hAnsi="Times New Roman" w:cs="Times New Roman"/>
-          <w:sz w:val="32"/>
-          <w:szCs w:val="32"/>
-        </w:rPr>
-      </w:pPr>
-    </w:p>
-    <w:p>
-      <w:pPr>
-        <w:rPr>
-          <w:rFonts w:ascii="Times New Roman" w:hAnsi="Times New Roman" w:cs="Times New Roman"/>
-          <w:i/>
-          <w:iCs/>
-          <w:sz w:val="28"/>
-          <w:szCs w:val="28"/>
+        </w:rPr>
+      </w:pPr>
+    </w:p>
+    <w:p>
+      <w:pPr>
+        <w:rPr>
+          <w:rFonts w:ascii="Times New Roman" w:hAnsi="Times New Roman" w:cs="Times New Roman"/>
+          <w:i/>
+          <w:iCs/>
         </w:rPr>
       </w:pPr>
       <w:r>
@@ -149,11 +133,9 @@
           <w:bCs/>
           <w:i/>
           <w:iCs/>
-          <w:sz w:val="28"/>
-          <w:szCs w:val="28"/>
-          <w:u w:val="single"/>
-        </w:rPr>
-        <w:t>202</w:t>
+          <w:u w:val="single"/>
+        </w:rPr>
+        <w:t>2026. 0</w:t>
       </w:r>
       <w:r>
         <w:rPr>
@@ -162,11 +144,9 @@
           <w:bCs/>
           <w:i/>
           <w:iCs/>
-          <w:sz w:val="28"/>
-          <w:szCs w:val="28"/>
-          <w:u w:val="single"/>
-        </w:rPr>
-        <w:t>6</w:t>
+          <w:u w:val="single"/>
+        </w:rPr>
+        <w:t>9</w:t>
       </w:r>
       <w:r>
         <w:rPr>
@@ -175,11 +155,9 @@
           <w:bCs/>
           <w:i/>
           <w:iCs/>
-          <w:sz w:val="28"/>
-          <w:szCs w:val="28"/>
-          <w:u w:val="single"/>
-        </w:rPr>
-        <w:t>. 0</w:t>
+          <w:u w:val="single"/>
+        </w:rPr>
+        <w:t xml:space="preserve">. </w:t>
       </w:r>
       <w:r>
         <w:rPr>
@@ -188,11 +166,9 @@
           <w:bCs/>
           <w:i/>
           <w:iCs/>
-          <w:sz w:val="28"/>
-          <w:szCs w:val="28"/>
-          <w:u w:val="single"/>
-        </w:rPr>
-        <w:t>9</w:t>
+          <w:u w:val="single"/>
+        </w:rPr>
+        <w:t>14</w:t>
       </w:r>
       <w:r>
         <w:rPr>
@@ -201,34 +177,6 @@
           <w:bCs/>
           <w:i/>
           <w:iCs/>
-          <w:sz w:val="28"/>
-          <w:szCs w:val="28"/>
-          <w:u w:val="single"/>
-        </w:rPr>
-        <w:t xml:space="preserve">. </w:t>
-      </w:r>
-      <w:r>
-        <w:rPr>
-          <w:rFonts w:ascii="Times New Roman" w:hAnsi="Times New Roman" w:cs="Times New Roman"/>
-          <w:b/>
-          <w:bCs/>
-          <w:i/>
-          <w:iCs/>
-          <w:sz w:val="28"/>
-          <w:szCs w:val="28"/>
-          <w:u w:val="single"/>
-        </w:rPr>
-        <w:t>14</w:t>
-      </w:r>
-      <w:r>
-        <w:rPr>
-          <w:rFonts w:ascii="Times New Roman" w:hAnsi="Times New Roman" w:cs="Times New Roman"/>
-          <w:b/>
-          <w:bCs/>
-          <w:i/>
-          <w:iCs/>
-          <w:sz w:val="28"/>
-          <w:szCs w:val="28"/>
           <w:u w:val="single"/>
         </w:rPr>
         <w:t>.:</w:t>
@@ -238,8 +186,6 @@
           <w:rFonts w:ascii="Times New Roman" w:hAnsi="Times New Roman" w:cs="Times New Roman"/>
           <w:i/>
           <w:iCs/>
-          <w:sz w:val="28"/>
-          <w:szCs w:val="28"/>
         </w:rPr>
         <w:t xml:space="preserve"> </w:t>
       </w:r>
@@ -253,17 +199,13 @@
         </w:numPr>
         <w:rPr>
           <w:rFonts w:ascii="Times New Roman" w:hAnsi="Times New Roman" w:cs="Times New Roman"/>
-          <w:sz w:val="32"/>
-          <w:szCs w:val="32"/>
-        </w:rPr>
-      </w:pPr>
-      <w:r>
-        <w:rPr>
-          <w:rFonts w:ascii="Times New Roman" w:hAnsi="Times New Roman" w:cs="Times New Roman"/>
-          <w:i/>
-          <w:iCs/>
-          <w:sz w:val="28"/>
-          <w:szCs w:val="28"/>
+        </w:rPr>
+      </w:pPr>
+      <w:r>
+        <w:rPr>
+          <w:rFonts w:ascii="Times New Roman" w:hAnsi="Times New Roman" w:cs="Times New Roman"/>
+          <w:i/>
+          <w:iCs/>
         </w:rPr>
         <w:t>Feladatok kiosztva:</w:t>
       </w:r>
@@ -277,33 +219,13 @@
         </w:numPr>
         <w:rPr>
           <w:rFonts w:ascii="Times New Roman" w:hAnsi="Times New Roman" w:cs="Times New Roman"/>
-          <w:sz w:val="28"/>
-          <w:szCs w:val="28"/>
-        </w:rPr>
-      </w:pPr>
-      <w:r>
-        <w:rPr>
-          <w:rFonts w:ascii="Times New Roman" w:hAnsi="Times New Roman" w:cs="Times New Roman"/>
-          <w:sz w:val="28"/>
-          <w:szCs w:val="28"/>
-        </w:rPr>
-        <w:t>adatbázis</w:t>
-      </w:r>
-      <w:r>
-        <w:rPr>
-          <w:rFonts w:ascii="Times New Roman" w:hAnsi="Times New Roman" w:cs="Times New Roman"/>
-          <w:sz w:val="28"/>
-          <w:szCs w:val="28"/>
-        </w:rPr>
-        <w:t xml:space="preserve"> – </w:t>
-      </w:r>
-      <w:r>
-        <w:rPr>
-          <w:rFonts w:ascii="Times New Roman" w:hAnsi="Times New Roman" w:cs="Times New Roman"/>
-          <w:sz w:val="28"/>
-          <w:szCs w:val="28"/>
-        </w:rPr>
-        <w:t>Csanád</w:t>
+        </w:rPr>
+      </w:pPr>
+      <w:r>
+        <w:rPr>
+          <w:rFonts w:ascii="Times New Roman" w:hAnsi="Times New Roman" w:cs="Times New Roman"/>
+        </w:rPr>
+        <w:t>adatbázis – Csanád</w:t>
       </w:r>
     </w:p>
     <w:p>
@@ -315,33 +237,13 @@
         </w:numPr>
         <w:rPr>
           <w:rFonts w:ascii="Times New Roman" w:hAnsi="Times New Roman" w:cs="Times New Roman"/>
-          <w:sz w:val="28"/>
-          <w:szCs w:val="28"/>
-        </w:rPr>
-      </w:pPr>
-      <w:r>
-        <w:rPr>
-          <w:rFonts w:ascii="Times New Roman" w:hAnsi="Times New Roman" w:cs="Times New Roman"/>
-          <w:sz w:val="28"/>
-          <w:szCs w:val="28"/>
-        </w:rPr>
-        <w:t xml:space="preserve">főoldal megtervezése </w:t>
-      </w:r>
-      <w:r>
-        <w:rPr>
-          <w:rFonts w:ascii="Times New Roman" w:hAnsi="Times New Roman" w:cs="Times New Roman"/>
-          <w:sz w:val="28"/>
-          <w:szCs w:val="28"/>
-        </w:rPr>
-        <w:t>–</w:t>
-      </w:r>
-      <w:r>
-        <w:rPr>
-          <w:rFonts w:ascii="Times New Roman" w:hAnsi="Times New Roman" w:cs="Times New Roman"/>
-          <w:sz w:val="28"/>
-          <w:szCs w:val="28"/>
-        </w:rPr>
-        <w:t xml:space="preserve"> Csanád</w:t>
+        </w:rPr>
+      </w:pPr>
+      <w:r>
+        <w:rPr>
+          <w:rFonts w:ascii="Times New Roman" w:hAnsi="Times New Roman" w:cs="Times New Roman"/>
+        </w:rPr>
+        <w:t>főoldal megtervezése – Csanád</w:t>
       </w:r>
     </w:p>
     <w:p>
@@ -353,33 +255,13 @@
         </w:numPr>
         <w:rPr>
           <w:rFonts w:ascii="Times New Roman" w:hAnsi="Times New Roman" w:cs="Times New Roman"/>
-          <w:sz w:val="28"/>
-          <w:szCs w:val="28"/>
-        </w:rPr>
-      </w:pPr>
-      <w:r>
-        <w:rPr>
-          <w:rFonts w:ascii="Times New Roman" w:hAnsi="Times New Roman" w:cs="Times New Roman"/>
-          <w:sz w:val="28"/>
-          <w:szCs w:val="28"/>
-        </w:rPr>
-        <w:t xml:space="preserve">főoldal kivitelezése </w:t>
-      </w:r>
-      <w:r>
-        <w:rPr>
-          <w:rFonts w:ascii="Times New Roman" w:hAnsi="Times New Roman" w:cs="Times New Roman"/>
-          <w:sz w:val="28"/>
-          <w:szCs w:val="28"/>
-        </w:rPr>
-        <w:t>–</w:t>
-      </w:r>
-      <w:r>
-        <w:rPr>
-          <w:rFonts w:ascii="Times New Roman" w:hAnsi="Times New Roman" w:cs="Times New Roman"/>
-          <w:sz w:val="28"/>
-          <w:szCs w:val="28"/>
-        </w:rPr>
-        <w:t xml:space="preserve"> Laci</w:t>
+        </w:rPr>
+      </w:pPr>
+      <w:r>
+        <w:rPr>
+          <w:rFonts w:ascii="Times New Roman" w:hAnsi="Times New Roman" w:cs="Times New Roman"/>
+        </w:rPr>
+        <w:t>főoldal kivitelezése – Laci</w:t>
       </w:r>
     </w:p>
     <w:p>
@@ -391,33 +273,13 @@
         </w:numPr>
         <w:rPr>
           <w:rFonts w:ascii="Times New Roman" w:hAnsi="Times New Roman" w:cs="Times New Roman"/>
-          <w:sz w:val="28"/>
-          <w:szCs w:val="28"/>
-        </w:rPr>
-      </w:pPr>
-      <w:r>
-        <w:rPr>
-          <w:rFonts w:ascii="Times New Roman" w:hAnsi="Times New Roman" w:cs="Times New Roman"/>
-          <w:sz w:val="28"/>
-          <w:szCs w:val="28"/>
-        </w:rPr>
-        <w:t xml:space="preserve">kategóriák létrehozása </w:t>
-      </w:r>
-      <w:r>
-        <w:rPr>
-          <w:rFonts w:ascii="Times New Roman" w:hAnsi="Times New Roman" w:cs="Times New Roman"/>
-          <w:sz w:val="28"/>
-          <w:szCs w:val="28"/>
-        </w:rPr>
-        <w:t>–</w:t>
-      </w:r>
-      <w:r>
-        <w:rPr>
-          <w:rFonts w:ascii="Times New Roman" w:hAnsi="Times New Roman" w:cs="Times New Roman"/>
-          <w:sz w:val="28"/>
-          <w:szCs w:val="28"/>
-        </w:rPr>
-        <w:t xml:space="preserve"> Laci</w:t>
+        </w:rPr>
+      </w:pPr>
+      <w:r>
+        <w:rPr>
+          <w:rFonts w:ascii="Times New Roman" w:hAnsi="Times New Roman" w:cs="Times New Roman"/>
+        </w:rPr>
+        <w:t>kategóriák létrehozása – Laci</w:t>
       </w:r>
     </w:p>
     <w:p>
@@ -429,15 +291,11 @@
         </w:numPr>
         <w:rPr>
           <w:rFonts w:ascii="Times New Roman" w:hAnsi="Times New Roman" w:cs="Times New Roman"/>
-          <w:sz w:val="28"/>
-          <w:szCs w:val="28"/>
-        </w:rPr>
-      </w:pPr>
-      <w:r>
-        <w:rPr>
-          <w:rFonts w:ascii="Times New Roman" w:hAnsi="Times New Roman" w:cs="Times New Roman"/>
-          <w:sz w:val="28"/>
-          <w:szCs w:val="28"/>
+        </w:rPr>
+      </w:pPr>
+      <w:r>
+        <w:rPr>
+          <w:rFonts w:ascii="Times New Roman" w:hAnsi="Times New Roman" w:cs="Times New Roman"/>
         </w:rPr>
         <w:t>témákra bontás – Csanád</w:t>
       </w:r>
@@ -451,15 +309,11 @@
         </w:numPr>
         <w:rPr>
           <w:rFonts w:ascii="Times New Roman" w:hAnsi="Times New Roman" w:cs="Times New Roman"/>
-          <w:sz w:val="28"/>
-          <w:szCs w:val="28"/>
-        </w:rPr>
-      </w:pPr>
-      <w:r>
-        <w:rPr>
-          <w:rFonts w:ascii="Times New Roman" w:hAnsi="Times New Roman" w:cs="Times New Roman"/>
-          <w:sz w:val="28"/>
-          <w:szCs w:val="28"/>
+        </w:rPr>
+      </w:pPr>
+      <w:r>
+        <w:rPr>
+          <w:rFonts w:ascii="Times New Roman" w:hAnsi="Times New Roman" w:cs="Times New Roman"/>
         </w:rPr>
         <w:t>üzenőfal megtervezése – Csanád</w:t>
       </w:r>
@@ -473,15 +327,11 @@
         </w:numPr>
         <w:rPr>
           <w:rFonts w:ascii="Times New Roman" w:hAnsi="Times New Roman" w:cs="Times New Roman"/>
-          <w:sz w:val="28"/>
-          <w:szCs w:val="28"/>
-        </w:rPr>
-      </w:pPr>
-      <w:r>
-        <w:rPr>
-          <w:rFonts w:ascii="Times New Roman" w:hAnsi="Times New Roman" w:cs="Times New Roman"/>
-          <w:sz w:val="28"/>
-          <w:szCs w:val="28"/>
+        </w:rPr>
+      </w:pPr>
+      <w:r>
+        <w:rPr>
+          <w:rFonts w:ascii="Times New Roman" w:hAnsi="Times New Roman" w:cs="Times New Roman"/>
         </w:rPr>
         <w:t>üzenőfal kivitelezése – Laci</w:t>
       </w:r>
@@ -495,15 +345,11 @@
         </w:numPr>
         <w:rPr>
           <w:rFonts w:ascii="Times New Roman" w:hAnsi="Times New Roman" w:cs="Times New Roman"/>
-          <w:sz w:val="28"/>
-          <w:szCs w:val="28"/>
-        </w:rPr>
-      </w:pPr>
-      <w:r>
-        <w:rPr>
-          <w:rFonts w:ascii="Times New Roman" w:hAnsi="Times New Roman" w:cs="Times New Roman"/>
-          <w:sz w:val="28"/>
-          <w:szCs w:val="28"/>
+        </w:rPr>
+      </w:pPr>
+      <w:r>
+        <w:rPr>
+          <w:rFonts w:ascii="Times New Roman" w:hAnsi="Times New Roman" w:cs="Times New Roman"/>
         </w:rPr>
         <w:t>profil oldal – Csanád</w:t>
       </w:r>
@@ -517,33 +363,13 @@
         </w:numPr>
         <w:rPr>
           <w:rFonts w:ascii="Times New Roman" w:hAnsi="Times New Roman" w:cs="Times New Roman"/>
-          <w:sz w:val="28"/>
-          <w:szCs w:val="28"/>
-        </w:rPr>
-      </w:pPr>
-      <w:r>
-        <w:rPr>
-          <w:rFonts w:ascii="Times New Roman" w:hAnsi="Times New Roman" w:cs="Times New Roman"/>
-          <w:sz w:val="28"/>
-          <w:szCs w:val="28"/>
-        </w:rPr>
-        <w:t xml:space="preserve">beállítások oldal </w:t>
-      </w:r>
-      <w:r>
-        <w:rPr>
-          <w:rFonts w:ascii="Times New Roman" w:hAnsi="Times New Roman" w:cs="Times New Roman"/>
-          <w:sz w:val="28"/>
-          <w:szCs w:val="28"/>
-        </w:rPr>
-        <w:t>–</w:t>
-      </w:r>
-      <w:r>
-        <w:rPr>
-          <w:rFonts w:ascii="Times New Roman" w:hAnsi="Times New Roman" w:cs="Times New Roman"/>
-          <w:sz w:val="28"/>
-          <w:szCs w:val="28"/>
-        </w:rPr>
-        <w:t xml:space="preserve"> Laci</w:t>
+        </w:rPr>
+      </w:pPr>
+      <w:r>
+        <w:rPr>
+          <w:rFonts w:ascii="Times New Roman" w:hAnsi="Times New Roman" w:cs="Times New Roman"/>
+        </w:rPr>
+        <w:t>beállítások oldal – Laci</w:t>
       </w:r>
     </w:p>
     <w:p>
@@ -555,33 +381,13 @@
         </w:numPr>
         <w:rPr>
           <w:rFonts w:ascii="Times New Roman" w:hAnsi="Times New Roman" w:cs="Times New Roman"/>
-          <w:sz w:val="28"/>
-          <w:szCs w:val="28"/>
-        </w:rPr>
-      </w:pPr>
-      <w:r>
-        <w:rPr>
-          <w:rFonts w:ascii="Times New Roman" w:hAnsi="Times New Roman" w:cs="Times New Roman"/>
-          <w:sz w:val="28"/>
-          <w:szCs w:val="28"/>
-        </w:rPr>
-        <w:t xml:space="preserve">üzenet/kép posztolás/hozzáadás </w:t>
-      </w:r>
-      <w:r>
-        <w:rPr>
-          <w:rFonts w:ascii="Times New Roman" w:hAnsi="Times New Roman" w:cs="Times New Roman"/>
-          <w:sz w:val="28"/>
-          <w:szCs w:val="28"/>
-        </w:rPr>
-        <w:t>–</w:t>
-      </w:r>
-      <w:r>
-        <w:rPr>
-          <w:rFonts w:ascii="Times New Roman" w:hAnsi="Times New Roman" w:cs="Times New Roman"/>
-          <w:sz w:val="28"/>
-          <w:szCs w:val="28"/>
-        </w:rPr>
-        <w:t xml:space="preserve"> Laci</w:t>
+        </w:rPr>
+      </w:pPr>
+      <w:r>
+        <w:rPr>
+          <w:rFonts w:ascii="Times New Roman" w:hAnsi="Times New Roman" w:cs="Times New Roman"/>
+        </w:rPr>
+        <w:t>üzenet/kép posztolás/hozzáadás – Laci</w:t>
       </w:r>
     </w:p>
     <w:p>
@@ -593,33 +399,13 @@
         </w:numPr>
         <w:rPr>
           <w:rFonts w:ascii="Times New Roman" w:hAnsi="Times New Roman" w:cs="Times New Roman"/>
-          <w:sz w:val="28"/>
-          <w:szCs w:val="28"/>
-        </w:rPr>
-      </w:pPr>
-      <w:r>
-        <w:rPr>
-          <w:rFonts w:ascii="Times New Roman" w:hAnsi="Times New Roman" w:cs="Times New Roman"/>
-          <w:sz w:val="28"/>
-          <w:szCs w:val="28"/>
-        </w:rPr>
-        <w:t xml:space="preserve">barát hozzáadás </w:t>
-      </w:r>
-      <w:r>
-        <w:rPr>
-          <w:rFonts w:ascii="Times New Roman" w:hAnsi="Times New Roman" w:cs="Times New Roman"/>
-          <w:sz w:val="28"/>
-          <w:szCs w:val="28"/>
-        </w:rPr>
-        <w:t>–</w:t>
-      </w:r>
-      <w:r>
-        <w:rPr>
-          <w:rFonts w:ascii="Times New Roman" w:hAnsi="Times New Roman" w:cs="Times New Roman"/>
-          <w:sz w:val="28"/>
-          <w:szCs w:val="28"/>
-        </w:rPr>
-        <w:t xml:space="preserve"> Csanád</w:t>
+        </w:rPr>
+      </w:pPr>
+      <w:r>
+        <w:rPr>
+          <w:rFonts w:ascii="Times New Roman" w:hAnsi="Times New Roman" w:cs="Times New Roman"/>
+        </w:rPr>
+        <w:t>barát hozzáadás – Csanád</w:t>
       </w:r>
     </w:p>
     <w:p>
@@ -631,33 +417,13 @@
         </w:numPr>
         <w:rPr>
           <w:rFonts w:ascii="Times New Roman" w:hAnsi="Times New Roman" w:cs="Times New Roman"/>
-          <w:sz w:val="28"/>
-          <w:szCs w:val="28"/>
-        </w:rPr>
-      </w:pPr>
-      <w:r>
-        <w:rPr>
-          <w:rFonts w:ascii="Times New Roman" w:hAnsi="Times New Roman" w:cs="Times New Roman"/>
-          <w:sz w:val="28"/>
-          <w:szCs w:val="28"/>
-        </w:rPr>
-        <w:t xml:space="preserve">fiók létrehozás </w:t>
-      </w:r>
-      <w:r>
-        <w:rPr>
-          <w:rFonts w:ascii="Times New Roman" w:hAnsi="Times New Roman" w:cs="Times New Roman"/>
-          <w:sz w:val="28"/>
-          <w:szCs w:val="28"/>
-        </w:rPr>
-        <w:t>–</w:t>
-      </w:r>
-      <w:r>
-        <w:rPr>
-          <w:rFonts w:ascii="Times New Roman" w:hAnsi="Times New Roman" w:cs="Times New Roman"/>
-          <w:sz w:val="28"/>
-          <w:szCs w:val="28"/>
-        </w:rPr>
-        <w:t xml:space="preserve"> Laci</w:t>
+        </w:rPr>
+      </w:pPr>
+      <w:r>
+        <w:rPr>
+          <w:rFonts w:ascii="Times New Roman" w:hAnsi="Times New Roman" w:cs="Times New Roman"/>
+        </w:rPr>
+        <w:t>fiók létrehozás – Laci</w:t>
       </w:r>
     </w:p>
     <w:p>
@@ -669,33 +435,13 @@
         </w:numPr>
         <w:rPr>
           <w:rFonts w:ascii="Times New Roman" w:hAnsi="Times New Roman" w:cs="Times New Roman"/>
-          <w:sz w:val="28"/>
-          <w:szCs w:val="28"/>
-        </w:rPr>
-      </w:pPr>
-      <w:r>
-        <w:rPr>
-          <w:rFonts w:ascii="Times New Roman" w:hAnsi="Times New Roman" w:cs="Times New Roman"/>
-          <w:sz w:val="28"/>
-          <w:szCs w:val="28"/>
-        </w:rPr>
-        <w:t xml:space="preserve">nickname létrehozás </w:t>
-      </w:r>
-      <w:r>
-        <w:rPr>
-          <w:rFonts w:ascii="Times New Roman" w:hAnsi="Times New Roman" w:cs="Times New Roman"/>
-          <w:sz w:val="28"/>
-          <w:szCs w:val="28"/>
-        </w:rPr>
-        <w:t>–</w:t>
-      </w:r>
-      <w:r>
-        <w:rPr>
-          <w:rFonts w:ascii="Times New Roman" w:hAnsi="Times New Roman" w:cs="Times New Roman"/>
-          <w:sz w:val="28"/>
-          <w:szCs w:val="28"/>
-        </w:rPr>
-        <w:t xml:space="preserve"> Laci</w:t>
+        </w:rPr>
+      </w:pPr>
+      <w:r>
+        <w:rPr>
+          <w:rFonts w:ascii="Times New Roman" w:hAnsi="Times New Roman" w:cs="Times New Roman"/>
+        </w:rPr>
+        <w:t>nickname létrehozás – Laci</w:t>
       </w:r>
     </w:p>
     <w:p>
@@ -707,33 +453,13 @@
         </w:numPr>
         <w:rPr>
           <w:rFonts w:ascii="Times New Roman" w:hAnsi="Times New Roman" w:cs="Times New Roman"/>
-          <w:sz w:val="28"/>
-          <w:szCs w:val="28"/>
-        </w:rPr>
-      </w:pPr>
-      <w:r>
-        <w:rPr>
-          <w:rFonts w:ascii="Times New Roman" w:hAnsi="Times New Roman" w:cs="Times New Roman"/>
-          <w:sz w:val="28"/>
-          <w:szCs w:val="28"/>
-        </w:rPr>
-        <w:t xml:space="preserve">profilkép hozzáadás </w:t>
-      </w:r>
-      <w:r>
-        <w:rPr>
-          <w:rFonts w:ascii="Times New Roman" w:hAnsi="Times New Roman" w:cs="Times New Roman"/>
-          <w:sz w:val="28"/>
-          <w:szCs w:val="28"/>
-        </w:rPr>
-        <w:t>–</w:t>
-      </w:r>
-      <w:r>
-        <w:rPr>
-          <w:rFonts w:ascii="Times New Roman" w:hAnsi="Times New Roman" w:cs="Times New Roman"/>
-          <w:sz w:val="28"/>
-          <w:szCs w:val="28"/>
-        </w:rPr>
-        <w:t xml:space="preserve"> Csanád</w:t>
+        </w:rPr>
+      </w:pPr>
+      <w:r>
+        <w:rPr>
+          <w:rFonts w:ascii="Times New Roman" w:hAnsi="Times New Roman" w:cs="Times New Roman"/>
+        </w:rPr>
+        <w:t>profilkép hozzáadás – Csanád</w:t>
       </w:r>
     </w:p>
     <w:p>
@@ -745,47 +471,35 @@
         </w:numPr>
         <w:rPr>
           <w:rFonts w:ascii="Times New Roman" w:hAnsi="Times New Roman" w:cs="Times New Roman"/>
-          <w:sz w:val="28"/>
-          <w:szCs w:val="28"/>
-        </w:rPr>
-      </w:pPr>
-      <w:r>
-        <w:rPr>
-          <w:rFonts w:ascii="Times New Roman" w:hAnsi="Times New Roman" w:cs="Times New Roman"/>
-          <w:sz w:val="28"/>
-          <w:szCs w:val="28"/>
+        </w:rPr>
+      </w:pPr>
+      <w:r>
+        <w:rPr>
+          <w:rFonts w:ascii="Times New Roman" w:hAnsi="Times New Roman" w:cs="Times New Roman"/>
         </w:rPr>
         <w:t>f</w:t>
       </w:r>
       <w:r>
         <w:rPr>
           <w:rFonts w:ascii="Times New Roman" w:hAnsi="Times New Roman" w:cs="Times New Roman"/>
-          <w:sz w:val="28"/>
-          <w:szCs w:val="28"/>
         </w:rPr>
         <w:t>ó</w:t>
       </w:r>
       <w:r>
         <w:rPr>
           <w:rFonts w:ascii="Times New Roman" w:hAnsi="Times New Roman" w:cs="Times New Roman"/>
-          <w:sz w:val="28"/>
-          <w:szCs w:val="28"/>
         </w:rPr>
         <w:t xml:space="preserve">rumszabályzat elkészítése </w:t>
       </w:r>
       <w:r>
         <w:rPr>
           <w:rFonts w:ascii="Times New Roman" w:hAnsi="Times New Roman" w:cs="Times New Roman"/>
-          <w:sz w:val="28"/>
-          <w:szCs w:val="28"/>
         </w:rPr>
         <w:t>–</w:t>
       </w:r>
       <w:r>
         <w:rPr>
           <w:rFonts w:ascii="Times New Roman" w:hAnsi="Times New Roman" w:cs="Times New Roman"/>
-          <w:sz w:val="28"/>
-          <w:szCs w:val="28"/>
         </w:rPr>
         <w:t xml:space="preserve"> Csanád</w:t>
       </w:r>
@@ -796,8 +510,6 @@
         <w:ind w:left="1440"/>
         <w:rPr>
           <w:rFonts w:ascii="Times New Roman" w:hAnsi="Times New Roman" w:cs="Times New Roman"/>
-          <w:sz w:val="28"/>
-          <w:szCs w:val="28"/>
         </w:rPr>
       </w:pPr>
     </w:p>
@@ -812,18 +524,14 @@
           <w:rFonts w:ascii="Times New Roman" w:hAnsi="Times New Roman" w:cs="Times New Roman"/>
           <w:i/>
           <w:iCs/>
-          <w:sz w:val="28"/>
-          <w:szCs w:val="28"/>
-          <w:u w:val="single"/>
-        </w:rPr>
-      </w:pPr>
-      <w:r>
-        <w:rPr>
-          <w:rFonts w:ascii="Times New Roman" w:hAnsi="Times New Roman" w:cs="Times New Roman"/>
-          <w:i/>
-          <w:iCs/>
-          <w:sz w:val="28"/>
-          <w:szCs w:val="28"/>
+          <w:u w:val="single"/>
+        </w:rPr>
+      </w:pPr>
+      <w:r>
+        <w:rPr>
+          <w:rFonts w:ascii="Times New Roman" w:hAnsi="Times New Roman" w:cs="Times New Roman"/>
+          <w:i/>
+          <w:iCs/>
           <w:u w:val="single"/>
         </w:rPr>
         <w:t>Vass Csanád:</w:t>
@@ -833,30 +541,8 @@
           <w:rFonts w:ascii="Times New Roman" w:hAnsi="Times New Roman" w:cs="Times New Roman"/>
           <w:i/>
           <w:iCs/>
-          <w:sz w:val="28"/>
-          <w:szCs w:val="28"/>
-        </w:rPr>
-        <w:t xml:space="preserve"> Elkezdte</w:t>
-      </w:r>
-      <w:r>
-        <w:rPr>
-          <w:rFonts w:ascii="Times New Roman" w:hAnsi="Times New Roman" w:cs="Times New Roman"/>
-          <w:i/>
-          <w:iCs/>
-          <w:sz w:val="28"/>
-          <w:szCs w:val="28"/>
-        </w:rPr>
-        <w:t>m</w:t>
-      </w:r>
-      <w:r>
-        <w:rPr>
-          <w:rFonts w:ascii="Times New Roman" w:hAnsi="Times New Roman" w:cs="Times New Roman"/>
-          <w:i/>
-          <w:iCs/>
-          <w:sz w:val="28"/>
-          <w:szCs w:val="28"/>
-        </w:rPr>
-        <w:t xml:space="preserve"> csinálni az oldal prototípus kinézetét.</w:t>
+        </w:rPr>
+        <w:t xml:space="preserve"> Elkezdtem csinálni az oldal prototípus kinézetét.</w:t>
       </w:r>
     </w:p>
     <w:p>
@@ -870,18 +556,14 @@
           <w:rFonts w:ascii="Times New Roman" w:hAnsi="Times New Roman" w:cs="Times New Roman"/>
           <w:i/>
           <w:iCs/>
-          <w:sz w:val="28"/>
-          <w:szCs w:val="28"/>
-          <w:u w:val="single"/>
-        </w:rPr>
-      </w:pPr>
-      <w:r>
-        <w:rPr>
-          <w:rFonts w:ascii="Times New Roman" w:hAnsi="Times New Roman" w:cs="Times New Roman"/>
-          <w:i/>
-          <w:iCs/>
-          <w:sz w:val="28"/>
-          <w:szCs w:val="28"/>
+          <w:u w:val="single"/>
+        </w:rPr>
+      </w:pPr>
+      <w:r>
+        <w:rPr>
+          <w:rFonts w:ascii="Times New Roman" w:hAnsi="Times New Roman" w:cs="Times New Roman"/>
+          <w:i/>
+          <w:iCs/>
           <w:u w:val="single"/>
         </w:rPr>
         <w:t>Pugner László:</w:t>
@@ -891,8 +573,6 @@
           <w:rFonts w:ascii="Times New Roman" w:hAnsi="Times New Roman" w:cs="Times New Roman"/>
           <w:i/>
           <w:iCs/>
-          <w:sz w:val="28"/>
-          <w:szCs w:val="28"/>
         </w:rPr>
         <w:t xml:space="preserve"> Trello táblázatot létrehoztam, ahol lehet követni a folyamatokat.</w:t>
       </w:r>
@@ -903,20 +583,16 @@
           <w:rFonts w:ascii="Times New Roman" w:hAnsi="Times New Roman" w:cs="Times New Roman"/>
           <w:i/>
           <w:iCs/>
-          <w:sz w:val="28"/>
-          <w:szCs w:val="28"/>
-          <w:u w:val="single"/>
-        </w:rPr>
-      </w:pPr>
-    </w:p>
-    <w:p>
-      <w:pPr>
-        <w:rPr>
-          <w:rFonts w:ascii="Times New Roman" w:hAnsi="Times New Roman" w:cs="Times New Roman"/>
-          <w:i/>
-          <w:iCs/>
-          <w:sz w:val="28"/>
-          <w:szCs w:val="28"/>
+          <w:u w:val="single"/>
+        </w:rPr>
+      </w:pPr>
+    </w:p>
+    <w:p>
+      <w:pPr>
+        <w:rPr>
+          <w:rFonts w:ascii="Times New Roman" w:hAnsi="Times New Roman" w:cs="Times New Roman"/>
+          <w:i/>
+          <w:iCs/>
         </w:rPr>
       </w:pPr>
       <w:r>
@@ -926,97 +602,15 @@
           <w:bCs/>
           <w:i/>
           <w:iCs/>
-          <w:sz w:val="28"/>
-          <w:szCs w:val="28"/>
-          <w:u w:val="single"/>
-        </w:rPr>
-        <w:t>202</w:t>
-      </w:r>
-      <w:r>
-        <w:rPr>
-          <w:rFonts w:ascii="Times New Roman" w:hAnsi="Times New Roman" w:cs="Times New Roman"/>
-          <w:b/>
-          <w:bCs/>
-          <w:i/>
-          <w:iCs/>
-          <w:sz w:val="28"/>
-          <w:szCs w:val="28"/>
-          <w:u w:val="single"/>
-        </w:rPr>
-        <w:t>6</w:t>
-      </w:r>
-      <w:r>
-        <w:rPr>
-          <w:rFonts w:ascii="Times New Roman" w:hAnsi="Times New Roman" w:cs="Times New Roman"/>
-          <w:b/>
-          <w:bCs/>
-          <w:i/>
-          <w:iCs/>
-          <w:sz w:val="28"/>
-          <w:szCs w:val="28"/>
-          <w:u w:val="single"/>
-        </w:rPr>
-        <w:t>. 0</w:t>
-      </w:r>
-      <w:r>
-        <w:rPr>
-          <w:rFonts w:ascii="Times New Roman" w:hAnsi="Times New Roman" w:cs="Times New Roman"/>
-          <w:b/>
-          <w:bCs/>
-          <w:i/>
-          <w:iCs/>
-          <w:sz w:val="28"/>
-          <w:szCs w:val="28"/>
-          <w:u w:val="single"/>
-        </w:rPr>
-        <w:t>9</w:t>
-      </w:r>
-      <w:r>
-        <w:rPr>
-          <w:rFonts w:ascii="Times New Roman" w:hAnsi="Times New Roman" w:cs="Times New Roman"/>
-          <w:b/>
-          <w:bCs/>
-          <w:i/>
-          <w:iCs/>
-          <w:sz w:val="28"/>
-          <w:szCs w:val="28"/>
-          <w:u w:val="single"/>
-        </w:rPr>
-        <w:t xml:space="preserve">. </w:t>
-      </w:r>
-      <w:r>
-        <w:rPr>
-          <w:rFonts w:ascii="Times New Roman" w:hAnsi="Times New Roman" w:cs="Times New Roman"/>
-          <w:b/>
-          <w:bCs/>
-          <w:i/>
-          <w:iCs/>
-          <w:sz w:val="28"/>
-          <w:szCs w:val="28"/>
-          <w:u w:val="single"/>
-        </w:rPr>
-        <w:t>16</w:t>
-      </w:r>
-      <w:r>
-        <w:rPr>
-          <w:rFonts w:ascii="Times New Roman" w:hAnsi="Times New Roman" w:cs="Times New Roman"/>
-          <w:b/>
-          <w:bCs/>
-          <w:i/>
-          <w:iCs/>
-          <w:sz w:val="28"/>
-          <w:szCs w:val="28"/>
-          <w:u w:val="single"/>
-        </w:rPr>
-        <w:t>.:</w:t>
-      </w:r>
-      <w:r>
-        <w:rPr>
-          <w:rFonts w:ascii="Times New Roman" w:hAnsi="Times New Roman" w:cs="Times New Roman"/>
-          <w:i/>
-          <w:iCs/>
-          <w:sz w:val="28"/>
-          <w:szCs w:val="28"/>
+          <w:u w:val="single"/>
+        </w:rPr>
+        <w:t>2026. 09. 16.:</w:t>
+      </w:r>
+      <w:r>
+        <w:rPr>
+          <w:rFonts w:ascii="Times New Roman" w:hAnsi="Times New Roman" w:cs="Times New Roman"/>
+          <w:i/>
+          <w:iCs/>
         </w:rPr>
         <w:t xml:space="preserve"> </w:t>
       </w:r>
@@ -1032,41 +626,23 @@
           <w:rFonts w:ascii="Times New Roman" w:hAnsi="Times New Roman" w:cs="Times New Roman"/>
           <w:i/>
           <w:iCs/>
-          <w:sz w:val="28"/>
-          <w:szCs w:val="28"/>
-          <w:u w:val="single"/>
-        </w:rPr>
-      </w:pPr>
-      <w:r>
-        <w:rPr>
-          <w:rFonts w:ascii="Times New Roman" w:hAnsi="Times New Roman" w:cs="Times New Roman"/>
-          <w:i/>
-          <w:iCs/>
-          <w:sz w:val="28"/>
-          <w:szCs w:val="28"/>
-          <w:u w:val="single"/>
-        </w:rPr>
-        <w:lastRenderedPageBreak/>
-        <w:t>Pugner László:</w:t>
-      </w:r>
-      <w:r>
-        <w:rPr>
-          <w:rFonts w:ascii="Times New Roman" w:hAnsi="Times New Roman" w:cs="Times New Roman"/>
-          <w:i/>
-          <w:iCs/>
-          <w:sz w:val="28"/>
-          <w:szCs w:val="28"/>
-          <w:u w:val="single"/>
-        </w:rPr>
-        <w:t xml:space="preserve"> </w:t>
-      </w:r>
-      <w:r>
-        <w:rPr>
-          <w:rFonts w:ascii="Times New Roman" w:hAnsi="Times New Roman" w:cs="Times New Roman"/>
-          <w:i/>
-          <w:iCs/>
-          <w:sz w:val="28"/>
-          <w:szCs w:val="28"/>
+          <w:u w:val="single"/>
+        </w:rPr>
+      </w:pPr>
+      <w:r>
+        <w:rPr>
+          <w:rFonts w:ascii="Times New Roman" w:hAnsi="Times New Roman" w:cs="Times New Roman"/>
+          <w:i/>
+          <w:iCs/>
+          <w:u w:val="single"/>
+        </w:rPr>
+        <w:t xml:space="preserve">Pugner László: </w:t>
+      </w:r>
+      <w:r>
+        <w:rPr>
+          <w:rFonts w:ascii="Times New Roman" w:hAnsi="Times New Roman" w:cs="Times New Roman"/>
+          <w:i/>
+          <w:iCs/>
         </w:rPr>
         <w:t>Elkezdtem a profil oldal struktúráját kialakítani, ami alapján majd Csanád folytatja.</w:t>
       </w:r>
@@ -1082,18 +658,14 @@
           <w:rFonts w:ascii="Times New Roman" w:hAnsi="Times New Roman" w:cs="Times New Roman"/>
           <w:i/>
           <w:iCs/>
-          <w:sz w:val="28"/>
-          <w:szCs w:val="28"/>
-          <w:u w:val="single"/>
-        </w:rPr>
-      </w:pPr>
-      <w:r>
-        <w:rPr>
-          <w:rFonts w:ascii="Times New Roman" w:hAnsi="Times New Roman" w:cs="Times New Roman"/>
-          <w:i/>
-          <w:iCs/>
-          <w:sz w:val="28"/>
-          <w:szCs w:val="28"/>
+          <w:u w:val="single"/>
+        </w:rPr>
+      </w:pPr>
+      <w:r>
+        <w:rPr>
+          <w:rFonts w:ascii="Times New Roman" w:hAnsi="Times New Roman" w:cs="Times New Roman"/>
+          <w:i/>
+          <w:iCs/>
           <w:u w:val="single"/>
         </w:rPr>
         <w:t xml:space="preserve">Vass Csanád: </w:t>
@@ -1103,8 +675,6 @@
           <w:rFonts w:ascii="Times New Roman" w:hAnsi="Times New Roman" w:cs="Times New Roman"/>
           <w:i/>
           <w:iCs/>
-          <w:sz w:val="28"/>
-          <w:szCs w:val="28"/>
         </w:rPr>
         <w:t>A főoldalnak a kinézetét csináltam.</w:t>
       </w:r>
@@ -1116,19 +686,15 @@
           <w:rFonts w:ascii="Times New Roman" w:hAnsi="Times New Roman" w:cs="Times New Roman"/>
           <w:i/>
           <w:iCs/>
-          <w:sz w:val="28"/>
-          <w:szCs w:val="28"/>
-        </w:rPr>
-      </w:pPr>
-    </w:p>
-    <w:p>
-      <w:pPr>
-        <w:rPr>
-          <w:rFonts w:ascii="Times New Roman" w:hAnsi="Times New Roman" w:cs="Times New Roman"/>
-          <w:i/>
-          <w:iCs/>
-          <w:sz w:val="28"/>
-          <w:szCs w:val="28"/>
+        </w:rPr>
+      </w:pPr>
+    </w:p>
+    <w:p>
+      <w:pPr>
+        <w:rPr>
+          <w:rFonts w:ascii="Times New Roman" w:hAnsi="Times New Roman" w:cs="Times New Roman"/>
+          <w:i/>
+          <w:iCs/>
         </w:rPr>
       </w:pPr>
       <w:r>
@@ -1138,97 +704,15 @@
           <w:bCs/>
           <w:i/>
           <w:iCs/>
-          <w:sz w:val="28"/>
-          <w:szCs w:val="28"/>
-          <w:u w:val="single"/>
-        </w:rPr>
-        <w:t>202</w:t>
-      </w:r>
-      <w:r>
-        <w:rPr>
-          <w:rFonts w:ascii="Times New Roman" w:hAnsi="Times New Roman" w:cs="Times New Roman"/>
-          <w:b/>
-          <w:bCs/>
-          <w:i/>
-          <w:iCs/>
-          <w:sz w:val="28"/>
-          <w:szCs w:val="28"/>
-          <w:u w:val="single"/>
-        </w:rPr>
-        <w:t>6</w:t>
-      </w:r>
-      <w:r>
-        <w:rPr>
-          <w:rFonts w:ascii="Times New Roman" w:hAnsi="Times New Roman" w:cs="Times New Roman"/>
-          <w:b/>
-          <w:bCs/>
-          <w:i/>
-          <w:iCs/>
-          <w:sz w:val="28"/>
-          <w:szCs w:val="28"/>
-          <w:u w:val="single"/>
-        </w:rPr>
-        <w:t>. 0</w:t>
-      </w:r>
-      <w:r>
-        <w:rPr>
-          <w:rFonts w:ascii="Times New Roman" w:hAnsi="Times New Roman" w:cs="Times New Roman"/>
-          <w:b/>
-          <w:bCs/>
-          <w:i/>
-          <w:iCs/>
-          <w:sz w:val="28"/>
-          <w:szCs w:val="28"/>
-          <w:u w:val="single"/>
-        </w:rPr>
-        <w:t>9</w:t>
-      </w:r>
-      <w:r>
-        <w:rPr>
-          <w:rFonts w:ascii="Times New Roman" w:hAnsi="Times New Roman" w:cs="Times New Roman"/>
-          <w:b/>
-          <w:bCs/>
-          <w:i/>
-          <w:iCs/>
-          <w:sz w:val="28"/>
-          <w:szCs w:val="28"/>
-          <w:u w:val="single"/>
-        </w:rPr>
-        <w:t xml:space="preserve">. </w:t>
-      </w:r>
-      <w:r>
-        <w:rPr>
-          <w:rFonts w:ascii="Times New Roman" w:hAnsi="Times New Roman" w:cs="Times New Roman"/>
-          <w:b/>
-          <w:bCs/>
-          <w:i/>
-          <w:iCs/>
-          <w:sz w:val="28"/>
-          <w:szCs w:val="28"/>
-          <w:u w:val="single"/>
-        </w:rPr>
-        <w:t>22</w:t>
-      </w:r>
-      <w:r>
-        <w:rPr>
-          <w:rFonts w:ascii="Times New Roman" w:hAnsi="Times New Roman" w:cs="Times New Roman"/>
-          <w:b/>
-          <w:bCs/>
-          <w:i/>
-          <w:iCs/>
-          <w:sz w:val="28"/>
-          <w:szCs w:val="28"/>
-          <w:u w:val="single"/>
-        </w:rPr>
-        <w:t>.:</w:t>
-      </w:r>
-      <w:r>
-        <w:rPr>
-          <w:rFonts w:ascii="Times New Roman" w:hAnsi="Times New Roman" w:cs="Times New Roman"/>
-          <w:i/>
-          <w:iCs/>
-          <w:sz w:val="28"/>
-          <w:szCs w:val="28"/>
+          <w:u w:val="single"/>
+        </w:rPr>
+        <w:t>2026. 09. 22.:</w:t>
+      </w:r>
+      <w:r>
+        <w:rPr>
+          <w:rFonts w:ascii="Times New Roman" w:hAnsi="Times New Roman" w:cs="Times New Roman"/>
+          <w:i/>
+          <w:iCs/>
         </w:rPr>
         <w:t xml:space="preserve"> </w:t>
       </w:r>
@@ -1244,20 +728,17 @@
           <w:rFonts w:ascii="Times New Roman" w:hAnsi="Times New Roman" w:cs="Times New Roman"/>
           <w:i/>
           <w:iCs/>
-          <w:sz w:val="28"/>
-          <w:szCs w:val="28"/>
-          <w:u w:val="single"/>
-        </w:rPr>
-      </w:pPr>
-      <w:r>
-        <w:rPr>
-          <w:rFonts w:ascii="Times New Roman" w:hAnsi="Times New Roman" w:cs="Times New Roman"/>
-          <w:i/>
-          <w:iCs/>
-          <w:sz w:val="28"/>
-          <w:szCs w:val="28"/>
-          <w:u w:val="single"/>
-        </w:rPr>
+          <w:u w:val="single"/>
+        </w:rPr>
+      </w:pPr>
+      <w:r>
+        <w:rPr>
+          <w:rFonts w:ascii="Times New Roman" w:hAnsi="Times New Roman" w:cs="Times New Roman"/>
+          <w:i/>
+          <w:iCs/>
+          <w:u w:val="single"/>
+        </w:rPr>
+        <w:lastRenderedPageBreak/>
         <w:t xml:space="preserve">Vass Csanád: </w:t>
       </w:r>
       <w:r>
@@ -1265,28 +746,14 @@
           <w:rFonts w:ascii="Times New Roman" w:hAnsi="Times New Roman" w:cs="Times New Roman"/>
           <w:i/>
           <w:iCs/>
-          <w:sz w:val="28"/>
-          <w:szCs w:val="28"/>
-        </w:rPr>
-        <w:t>A főoldal</w:t>
-      </w:r>
-      <w:r>
-        <w:rPr>
-          <w:rFonts w:ascii="Times New Roman" w:hAnsi="Times New Roman" w:cs="Times New Roman"/>
-          <w:i/>
-          <w:iCs/>
-          <w:sz w:val="28"/>
-          <w:szCs w:val="28"/>
-        </w:rPr>
-        <w:t>on dolgoztam, csináltam a fő szöveg felé egy automatikusan frissülő órát</w:t>
-      </w:r>
-      <w:r>
-        <w:rPr>
-          <w:rFonts w:ascii="Times New Roman" w:hAnsi="Times New Roman" w:cs="Times New Roman"/>
-          <w:i/>
-          <w:iCs/>
-          <w:sz w:val="28"/>
-          <w:szCs w:val="28"/>
+        </w:rPr>
+        <w:t>A főoldalon dolgoztam, csináltam a fő szöveg felé egy automatikusan frissülő órát</w:t>
+      </w:r>
+      <w:r>
+        <w:rPr>
+          <w:rFonts w:ascii="Times New Roman" w:hAnsi="Times New Roman" w:cs="Times New Roman"/>
+          <w:i/>
+          <w:iCs/>
         </w:rPr>
         <w:t>, egy navbart, ahonnan el lehet érni a szabályzatot.</w:t>
       </w:r>
@@ -1295,49 +762,112 @@
       <w:pPr>
         <w:rPr>
           <w:rFonts w:ascii="Times New Roman" w:hAnsi="Times New Roman" w:cs="Times New Roman"/>
-          <w:i/>
-          <w:iCs/>
-          <w:sz w:val="28"/>
-          <w:szCs w:val="28"/>
-        </w:rPr>
-      </w:pPr>
-    </w:p>
-    <w:p>
-      <w:pPr>
-        <w:rPr>
-          <w:rFonts w:ascii="Times New Roman" w:hAnsi="Times New Roman" w:cs="Times New Roman"/>
-          <w:i/>
-          <w:iCs/>
-          <w:sz w:val="28"/>
-          <w:szCs w:val="28"/>
-          <w:u w:val="single"/>
-        </w:rPr>
-      </w:pPr>
-    </w:p>
-    <w:p>
-      <w:pPr>
-        <w:rPr>
-          <w:rFonts w:ascii="Times New Roman" w:hAnsi="Times New Roman" w:cs="Times New Roman"/>
-          <w:i/>
-          <w:iCs/>
-          <w:sz w:val="28"/>
-          <w:szCs w:val="28"/>
-        </w:rPr>
-      </w:pPr>
-    </w:p>
-    <w:p>
-      <w:pPr>
-        <w:rPr>
-          <w:rFonts w:ascii="Times New Roman" w:hAnsi="Times New Roman" w:cs="Times New Roman"/>
-          <w:i/>
-          <w:iCs/>
-          <w:sz w:val="28"/>
-          <w:szCs w:val="28"/>
-          <w:u w:val="single"/>
-        </w:rPr>
-      </w:pPr>
-    </w:p>
-    <w:p/>
+          <w:b/>
+          <w:bCs/>
+          <w:i/>
+          <w:iCs/>
+          <w:u w:val="single"/>
+        </w:rPr>
+      </w:pPr>
+      <w:r>
+        <w:rPr>
+          <w:rFonts w:ascii="Times New Roman" w:hAnsi="Times New Roman" w:cs="Times New Roman"/>
+          <w:b/>
+          <w:bCs/>
+          <w:i/>
+          <w:iCs/>
+          <w:u w:val="single"/>
+        </w:rPr>
+        <w:t>2026. 09 .28.:</w:t>
+      </w:r>
+    </w:p>
+    <w:p>
+      <w:pPr>
+        <w:pStyle w:val="Listaszerbekezds"/>
+        <w:numPr>
+          <w:ilvl w:val="0"/>
+          <w:numId w:val="2"/>
+        </w:numPr>
+        <w:rPr>
+          <w:rFonts w:ascii="Times New Roman" w:hAnsi="Times New Roman" w:cs="Times New Roman"/>
+          <w:i/>
+          <w:iCs/>
+          <w:u w:val="single"/>
+        </w:rPr>
+      </w:pPr>
+      <w:r>
+        <w:rPr>
+          <w:rFonts w:ascii="Times New Roman" w:hAnsi="Times New Roman" w:cs="Times New Roman"/>
+          <w:i/>
+          <w:iCs/>
+          <w:u w:val="single"/>
+        </w:rPr>
+        <w:t xml:space="preserve">Vass Csanád: </w:t>
+      </w:r>
+      <w:r>
+        <w:rPr>
+          <w:rFonts w:ascii="Times New Roman" w:hAnsi="Times New Roman" w:cs="Times New Roman"/>
+          <w:i/>
+          <w:iCs/>
+        </w:rPr>
+        <w:t>Alap adatbázis felépítése</w:t>
+      </w:r>
+    </w:p>
+    <w:p>
+      <w:pPr>
+        <w:rPr>
+          <w:rFonts w:ascii="Times New Roman" w:hAnsi="Times New Roman" w:cs="Times New Roman"/>
+          <w:b/>
+          <w:bCs/>
+          <w:i/>
+          <w:iCs/>
+          <w:u w:val="single"/>
+        </w:rPr>
+      </w:pPr>
+      <w:r>
+        <w:rPr>
+          <w:rFonts w:ascii="Times New Roman" w:hAnsi="Times New Roman" w:cs="Times New Roman"/>
+          <w:b/>
+          <w:bCs/>
+          <w:i/>
+          <w:iCs/>
+          <w:u w:val="single"/>
+        </w:rPr>
+        <w:t>2026. 09. 29.:</w:t>
+      </w:r>
+    </w:p>
+    <w:p>
+      <w:pPr>
+        <w:pStyle w:val="Listaszerbekezds"/>
+        <w:numPr>
+          <w:ilvl w:val="0"/>
+          <w:numId w:val="2"/>
+        </w:numPr>
+        <w:rPr>
+          <w:rFonts w:ascii="Times New Roman" w:hAnsi="Times New Roman" w:cs="Times New Roman"/>
+          <w:i/>
+          <w:iCs/>
+          <w:u w:val="single"/>
+        </w:rPr>
+      </w:pPr>
+      <w:r>
+        <w:rPr>
+          <w:rFonts w:ascii="Times New Roman" w:hAnsi="Times New Roman" w:cs="Times New Roman"/>
+          <w:i/>
+          <w:iCs/>
+          <w:u w:val="single"/>
+        </w:rPr>
+        <w:t xml:space="preserve">Vass Csanád: </w:t>
+      </w:r>
+      <w:r>
+        <w:rPr>
+          <w:rFonts w:ascii="Times New Roman" w:hAnsi="Times New Roman" w:cs="Times New Roman"/>
+          <w:i/>
+          <w:iCs/>
+        </w:rPr>
+        <w:t>Connect.php-val csatlakozás az adatbázishoz</w:t>
+      </w:r>
+    </w:p>
     <w:sectPr>
       <w:pgSz w:w="11906" w:h="16838"/>
       <w:pgMar w:top="1417" w:right="1417" w:bottom="1417" w:left="1417" w:header="708" w:footer="708" w:gutter="0"/>
@@ -1349,11 +879,11 @@
 </file>
 
 <file path=word/numbering.xml><?xml version="1.0" encoding="utf-8"?>
-<w:numbering xmlns:wpc="http://schemas.microsoft.com/office/word/2010/wordprocessingCanvas" xmlns:cx="http://schemas.microsoft.com/office/drawing/2014/chartex" xmlns:cx1="http://schemas.microsoft.com/office/drawing/2015/9/8/chartex" xmlns:cx2="http://schemas.microsoft.com/office/drawing/2015/10/21/chartex" xmlns:cx3="http://schemas.microsoft.com/office/drawing/2016/5/9/chartex" xmlns:cx4="http://schemas.microsoft.com/office/drawing/2016/5/10/chartex" xmlns:cx5="http://schemas.microsoft.com/office/drawing/2016/5/11/chartex" xmlns:cx6="http://schemas.microsoft.com/office/drawing/2016/5/12/chartex" xmlns:cx7="http://schemas.microsoft.com/office/drawing/2016/5/13/chartex" xmlns:cx8="http://schemas.microsoft.com/office/drawing/2016/5/14/chartex" xmlns:mc="http://schemas.openxmlformats.org/markup-compatibility/2006" xmlns:aink="http://schemas.microsoft.com/office/drawing/2016/ink" xmlns:am3d="http://schemas.microsoft.com/office/drawing/2017/model3d" xmlns:o="urn:schemas-microsoft-com:office:office" xmlns:oel="http://schemas.microsoft.com/office/2019/extlst" xmlns:r="http://schemas.openxmlformats.org/officeDocument/2006/relationships" xmlns:m="http://schemas.openxmlformats.org/officeDocument/2006/math" xmlns:v="urn:schemas-microsoft-com:vml" xmlns:wp14="http://schemas.microsoft.com/office/word/2010/wordprocessingDrawing" xmlns:wp="http://schemas.openxmlformats.org/drawingml/2006/wordprocessingDrawing" xmlns:w10="urn:schemas-microsoft-com:office:word" xmlns:w="http://schemas.openxmlformats.org/wordprocessingml/2006/main" xmlns:w14="http://schemas.microsoft.com/office/word/2010/wordml" xmlns:w15="http://schemas.microsoft.com/office/word/2012/wordml" xmlns:w16cex="http://schemas.microsoft.com/office/word/2018/wordml/cex" xmlns:w16cid="http://schemas.microsoft.com/office/word/2016/wordml/cid" xmlns:w16="http://schemas.microsoft.com/office/word/2018/wordml" xmlns:w16du="http://schemas.microsoft.com/office/word/2023/wordml/word16du" xmlns:w16sdtdh="http://schemas.microsoft.com/office/word/2020/wordml/sdtdatahash" xmlns:w16sdtfl="http://schemas.microsoft.com/office/word/2024/wordml/sdtformatlock" xmlns:w16se="http://schemas.microsoft.com/office/word/2015/wordml/symex" xmlns:wpg="http://schemas.microsoft.com/office/word/2010/wordprocessingGroup" xmlns:wpi="http://schemas.microsoft.com/office/word/2010/wordprocessingInk" xmlns:wne="http://schemas.microsoft.com/office/word/2006/wordml" xmlns:wps="http://schemas.microsoft.com/office/word/2010/wordprocessingShape" mc:Ignorable="w14 w15 w16se w16cid w16 w16cex w16sdtdh w16sdtfl w16du wp14">
+<w:numbering xmlns:wpc="http://schemas.microsoft.com/office/word/2010/wordprocessingCanvas" xmlns:cx="http://schemas.microsoft.com/office/drawing/2014/chartex" xmlns:cx1="http://schemas.microsoft.com/office/drawing/2015/9/8/chartex" xmlns:cx2="http://schemas.microsoft.com/office/drawing/2015/10/21/chartex" xmlns:cx3="http://schemas.microsoft.com/office/drawing/2016/5/9/chartex" xmlns:cx4="http://schemas.microsoft.com/office/drawing/2016/5/10/chartex" xmlns:cx5="http://schemas.microsoft.com/office/drawing/2016/5/11/chartex" xmlns:cx6="http://schemas.microsoft.com/office/drawing/2016/5/12/chartex" xmlns:cx7="http://schemas.microsoft.com/office/drawing/2016/5/13/chartex" xmlns:cx8="http://schemas.microsoft.com/office/drawing/2016/5/14/chartex" xmlns:mc="http://schemas.openxmlformats.org/markup-compatibility/2006" xmlns:aink="http://schemas.microsoft.com/office/drawing/2016/ink" xmlns:am3d="http://schemas.microsoft.com/office/drawing/2017/model3d" xmlns:o="urn:schemas-microsoft-com:office:office" xmlns:r="http://schemas.openxmlformats.org/officeDocument/2006/relationships" xmlns:m="http://schemas.openxmlformats.org/officeDocument/2006/math" xmlns:v="urn:schemas-microsoft-com:vml" xmlns:wp14="http://schemas.microsoft.com/office/word/2010/wordprocessingDrawing" xmlns:wp="http://schemas.openxmlformats.org/drawingml/2006/wordprocessingDrawing" xmlns:w10="urn:schemas-microsoft-com:office:word" xmlns:w="http://schemas.openxmlformats.org/wordprocessingml/2006/main" xmlns:w14="http://schemas.microsoft.com/office/word/2010/wordml" xmlns:w15="http://schemas.microsoft.com/office/word/2012/wordml" xmlns:w16cex="http://schemas.microsoft.com/office/word/2018/wordml/cex" xmlns:w16cid="http://schemas.microsoft.com/office/word/2016/wordml/cid" xmlns:w16="http://schemas.microsoft.com/office/word/2018/wordml" xmlns:w16sdtdh="http://schemas.microsoft.com/office/word/2020/wordml/sdtdatahash" xmlns:w16se="http://schemas.microsoft.com/office/word/2015/wordml/symex" xmlns:wpg="http://schemas.microsoft.com/office/word/2010/wordprocessingGroup" xmlns:wpi="http://schemas.microsoft.com/office/word/2010/wordprocessingInk" xmlns:wne="http://schemas.microsoft.com/office/word/2006/wordml" xmlns:wps="http://schemas.microsoft.com/office/word/2010/wordprocessingShape" mc:Ignorable="w14 w15 w16se w16cid w16 w16cex w16sdtdh wp14">
   <w:abstractNum w:abstractNumId="0" w15:restartNumberingAfterBreak="0">
     <w:nsid w:val="07BC6347"/>
     <w:multiLevelType w:val="hybridMultilevel"/>
-    <w:tmpl w:val="BD9EF0B0"/>
+    <w:tmpl w:val="767E5D64"/>
     <w:lvl w:ilvl="0" w:tplc="040E0001">
       <w:start w:val="1"/>
       <w:numFmt w:val="bullet"/>
@@ -1575,17 +1105,17 @@
       </w:rPr>
     </w:lvl>
   </w:abstractNum>
-  <w:num w:numId="1" w16cid:durableId="1155104615">
+  <w:num w:numId="1">
     <w:abstractNumId w:val="1"/>
   </w:num>
-  <w:num w:numId="2" w16cid:durableId="411662120">
+  <w:num w:numId="2">
     <w:abstractNumId w:val="0"/>
   </w:num>
 </w:numbering>
 </file>
 
 <file path=word/styles.xml><?xml version="1.0" encoding="utf-8"?>
-<w:styles xmlns:mc="http://schemas.openxmlformats.org/markup-compatibility/2006" xmlns:r="http://schemas.openxmlformats.org/officeDocument/2006/relationships" xmlns:w="http://schemas.openxmlformats.org/wordprocessingml/2006/main" xmlns:w14="http://schemas.microsoft.com/office/word/2010/wordml" xmlns:w15="http://schemas.microsoft.com/office/word/2012/wordml" xmlns:w16cex="http://schemas.microsoft.com/office/word/2018/wordml/cex" xmlns:w16cid="http://schemas.microsoft.com/office/word/2016/wordml/cid" xmlns:w16="http://schemas.microsoft.com/office/word/2018/wordml" xmlns:w16du="http://schemas.microsoft.com/office/word/2023/wordml/word16du" xmlns:w16sdtdh="http://schemas.microsoft.com/office/word/2020/wordml/sdtdatahash" xmlns:w16sdtfl="http://schemas.microsoft.com/office/word/2024/wordml/sdtformatlock" xmlns:w16se="http://schemas.microsoft.com/office/word/2015/wordml/symex" mc:Ignorable="w14 w15 w16se w16cid w16 w16cex w16sdtdh w16sdtfl w16du">
+<w:styles xmlns:mc="http://schemas.openxmlformats.org/markup-compatibility/2006" xmlns:r="http://schemas.openxmlformats.org/officeDocument/2006/relationships" xmlns:w="http://schemas.openxmlformats.org/wordprocessingml/2006/main" xmlns:w14="http://schemas.microsoft.com/office/word/2010/wordml" xmlns:w15="http://schemas.microsoft.com/office/word/2012/wordml" xmlns:w16cex="http://schemas.microsoft.com/office/word/2018/wordml/cex" xmlns:w16cid="http://schemas.microsoft.com/office/word/2016/wordml/cid" xmlns:w16="http://schemas.microsoft.com/office/word/2018/wordml" xmlns:w16sdtdh="http://schemas.microsoft.com/office/word/2020/wordml/sdtdatahash" xmlns:w16se="http://schemas.microsoft.com/office/word/2015/wordml/symex" mc:Ignorable="w14 w15 w16se w16cid w16 w16cex w16sdtdh">
   <w:docDefaults>
     <w:rPrDefault>
       <w:rPr>

--- a/Dokumentáció - IKT Projektmunka 2026-27 I. félév.docx
+++ b/Dokumentáció - IKT Projektmunka 2026-27 I. félév.docx
@@ -1,6 +1,6 @@
 
 <file path=word/document.xml><?xml version="1.0" encoding="utf-8"?>
-<w:document xmlns:wpc="http://schemas.microsoft.com/office/word/2010/wordprocessingCanvas" xmlns:cx="http://schemas.microsoft.com/office/drawing/2014/chartex" xmlns:cx1="http://schemas.microsoft.com/office/drawing/2015/9/8/chartex" xmlns:cx2="http://schemas.microsoft.com/office/drawing/2015/10/21/chartex" xmlns:cx3="http://schemas.microsoft.com/office/drawing/2016/5/9/chartex" xmlns:cx4="http://schemas.microsoft.com/office/drawing/2016/5/10/chartex" xmlns:cx5="http://schemas.microsoft.com/office/drawing/2016/5/11/chartex" xmlns:cx6="http://schemas.microsoft.com/office/drawing/2016/5/12/chartex" xmlns:cx7="http://schemas.microsoft.com/office/drawing/2016/5/13/chartex" xmlns:cx8="http://schemas.microsoft.com/office/drawing/2016/5/14/chartex" xmlns:mc="http://schemas.openxmlformats.org/markup-compatibility/2006" xmlns:aink="http://schemas.microsoft.com/office/drawing/2016/ink" xmlns:am3d="http://schemas.microsoft.com/office/drawing/2017/model3d" xmlns:o="urn:schemas-microsoft-com:office:office" xmlns:r="http://schemas.openxmlformats.org/officeDocument/2006/relationships" xmlns:m="http://schemas.openxmlformats.org/officeDocument/2006/math" xmlns:v="urn:schemas-microsoft-com:vml" xmlns:wp14="http://schemas.microsoft.com/office/word/2010/wordprocessingDrawing" xmlns:wp="http://schemas.openxmlformats.org/drawingml/2006/wordprocessingDrawing" xmlns:w10="urn:schemas-microsoft-com:office:word" xmlns:w="http://schemas.openxmlformats.org/wordprocessingml/2006/main" xmlns:w14="http://schemas.microsoft.com/office/word/2010/wordml" xmlns:w15="http://schemas.microsoft.com/office/word/2012/wordml" xmlns:w16cex="http://schemas.microsoft.com/office/word/2018/wordml/cex" xmlns:w16cid="http://schemas.microsoft.com/office/word/2016/wordml/cid" xmlns:w16="http://schemas.microsoft.com/office/word/2018/wordml" xmlns:w16sdtdh="http://schemas.microsoft.com/office/word/2020/wordml/sdtdatahash" xmlns:w16se="http://schemas.microsoft.com/office/word/2015/wordml/symex" xmlns:wpg="http://schemas.microsoft.com/office/word/2010/wordprocessingGroup" xmlns:wpi="http://schemas.microsoft.com/office/word/2010/wordprocessingInk" xmlns:wne="http://schemas.microsoft.com/office/word/2006/wordml" xmlns:wps="http://schemas.microsoft.com/office/word/2010/wordprocessingShape" mc:Ignorable="w14 w15 w16se w16cid w16 w16cex w16sdtdh wp14">
+<w:document xmlns:wpc="http://schemas.microsoft.com/office/word/2010/wordprocessingCanvas" xmlns:cx="http://schemas.microsoft.com/office/drawing/2014/chartex" xmlns:cx1="http://schemas.microsoft.com/office/drawing/2015/9/8/chartex" xmlns:cx2="http://schemas.microsoft.com/office/drawing/2015/10/21/chartex" xmlns:cx3="http://schemas.microsoft.com/office/drawing/2016/5/9/chartex" xmlns:cx4="http://schemas.microsoft.com/office/drawing/2016/5/10/chartex" xmlns:cx5="http://schemas.microsoft.com/office/drawing/2016/5/11/chartex" xmlns:cx6="http://schemas.microsoft.com/office/drawing/2016/5/12/chartex" xmlns:cx7="http://schemas.microsoft.com/office/drawing/2016/5/13/chartex" xmlns:cx8="http://schemas.microsoft.com/office/drawing/2016/5/14/chartex" xmlns:mc="http://schemas.openxmlformats.org/markup-compatibility/2006" xmlns:aink="http://schemas.microsoft.com/office/drawing/2016/ink" xmlns:am3d="http://schemas.microsoft.com/office/drawing/2017/model3d" xmlns:o="urn:schemas-microsoft-com:office:office" xmlns:oel="http://schemas.microsoft.com/office/2019/extlst" xmlns:r="http://schemas.openxmlformats.org/officeDocument/2006/relationships" xmlns:m="http://schemas.openxmlformats.org/officeDocument/2006/math" xmlns:v="urn:schemas-microsoft-com:vml" xmlns:wp14="http://schemas.microsoft.com/office/word/2010/wordprocessingDrawing" xmlns:wp="http://schemas.openxmlformats.org/drawingml/2006/wordprocessingDrawing" xmlns:w10="urn:schemas-microsoft-com:office:word" xmlns:w="http://schemas.openxmlformats.org/wordprocessingml/2006/main" xmlns:w14="http://schemas.microsoft.com/office/word/2010/wordml" xmlns:w15="http://schemas.microsoft.com/office/word/2012/wordml" xmlns:w16cex="http://schemas.microsoft.com/office/word/2018/wordml/cex" xmlns:w16cid="http://schemas.microsoft.com/office/word/2016/wordml/cid" xmlns:w16="http://schemas.microsoft.com/office/word/2018/wordml" xmlns:w16du="http://schemas.microsoft.com/office/word/2023/wordml/word16du" xmlns:w16sdtdh="http://schemas.microsoft.com/office/word/2020/wordml/sdtdatahash" xmlns:w16sdtfl="http://schemas.microsoft.com/office/word/2024/wordml/sdtformatlock" xmlns:w16se="http://schemas.microsoft.com/office/word/2015/wordml/symex" xmlns:wpg="http://schemas.microsoft.com/office/word/2010/wordprocessingGroup" xmlns:wpi="http://schemas.microsoft.com/office/word/2010/wordprocessingInk" xmlns:wne="http://schemas.microsoft.com/office/word/2006/wordml" xmlns:wps="http://schemas.microsoft.com/office/word/2010/wordprocessingShape" mc:Ignorable="w14 w15 w16se w16cid w16 w16cex w16sdtdh w16sdtfl w16du wp14">
   <w:body>
     <w:p>
       <w:pPr>
@@ -104,11 +104,19 @@
         </w:rPr>
         <w:t xml:space="preserve">Projekt: </w:t>
       </w:r>
-      <w:r>
-        <w:rPr>
-          <w:rFonts w:ascii="Times New Roman" w:hAnsi="Times New Roman" w:cs="Times New Roman"/>
-        </w:rPr>
-        <w:t>Squall – Internetes fórumoldal</w:t>
+      <w:proofErr w:type="spellStart"/>
+      <w:r>
+        <w:rPr>
+          <w:rFonts w:ascii="Times New Roman" w:hAnsi="Times New Roman" w:cs="Times New Roman"/>
+        </w:rPr>
+        <w:t>Squall</w:t>
+      </w:r>
+      <w:proofErr w:type="spellEnd"/>
+      <w:r>
+        <w:rPr>
+          <w:rFonts w:ascii="Times New Roman" w:hAnsi="Times New Roman" w:cs="Times New Roman"/>
+        </w:rPr>
+        <w:t xml:space="preserve"> – Internetes fórumoldal</w:t>
       </w:r>
     </w:p>
     <w:p>
@@ -437,11 +445,19 @@
           <w:rFonts w:ascii="Times New Roman" w:hAnsi="Times New Roman" w:cs="Times New Roman"/>
         </w:rPr>
       </w:pPr>
-      <w:r>
-        <w:rPr>
-          <w:rFonts w:ascii="Times New Roman" w:hAnsi="Times New Roman" w:cs="Times New Roman"/>
-        </w:rPr>
-        <w:t>nickname létrehozás – Laci</w:t>
+      <w:proofErr w:type="spellStart"/>
+      <w:r>
+        <w:rPr>
+          <w:rFonts w:ascii="Times New Roman" w:hAnsi="Times New Roman" w:cs="Times New Roman"/>
+        </w:rPr>
+        <w:t>nickname</w:t>
+      </w:r>
+      <w:proofErr w:type="spellEnd"/>
+      <w:r>
+        <w:rPr>
+          <w:rFonts w:ascii="Times New Roman" w:hAnsi="Times New Roman" w:cs="Times New Roman"/>
+        </w:rPr>
+        <w:t xml:space="preserve"> létrehozás – Laci</w:t>
       </w:r>
     </w:p>
     <w:p>
@@ -574,7 +590,25 @@
           <w:i/>
           <w:iCs/>
         </w:rPr>
-        <w:t xml:space="preserve"> Trello táblázatot létrehoztam, ahol lehet követni a folyamatokat.</w:t>
+        <w:t xml:space="preserve"> </w:t>
+      </w:r>
+      <w:proofErr w:type="spellStart"/>
+      <w:r>
+        <w:rPr>
+          <w:rFonts w:ascii="Times New Roman" w:hAnsi="Times New Roman" w:cs="Times New Roman"/>
+          <w:i/>
+          <w:iCs/>
+        </w:rPr>
+        <w:t>Trello</w:t>
+      </w:r>
+      <w:proofErr w:type="spellEnd"/>
+      <w:r>
+        <w:rPr>
+          <w:rFonts w:ascii="Times New Roman" w:hAnsi="Times New Roman" w:cs="Times New Roman"/>
+          <w:i/>
+          <w:iCs/>
+        </w:rPr>
+        <w:t xml:space="preserve"> táblázatot létrehoztam, ahol lehet követni a folyamatokat.</w:t>
       </w:r>
     </w:p>
     <w:p>
@@ -755,7 +789,25 @@
           <w:i/>
           <w:iCs/>
         </w:rPr>
-        <w:t>, egy navbart, ahonnan el lehet érni a szabályzatot.</w:t>
+        <w:t xml:space="preserve">, egy </w:t>
+      </w:r>
+      <w:proofErr w:type="spellStart"/>
+      <w:r>
+        <w:rPr>
+          <w:rFonts w:ascii="Times New Roman" w:hAnsi="Times New Roman" w:cs="Times New Roman"/>
+          <w:i/>
+          <w:iCs/>
+        </w:rPr>
+        <w:t>navbart</w:t>
+      </w:r>
+      <w:proofErr w:type="spellEnd"/>
+      <w:r>
+        <w:rPr>
+          <w:rFonts w:ascii="Times New Roman" w:hAnsi="Times New Roman" w:cs="Times New Roman"/>
+          <w:i/>
+          <w:iCs/>
+        </w:rPr>
+        <w:t>, ahonnan el lehet érni a szabályzatot.</w:t>
       </w:r>
     </w:p>
     <w:p>
@@ -778,7 +830,31 @@
           <w:iCs/>
           <w:u w:val="single"/>
         </w:rPr>
-        <w:t>2026. 09 .28.:</w:t>
+        <w:t xml:space="preserve">2026. </w:t>
+      </w:r>
+      <w:proofErr w:type="gramStart"/>
+      <w:r>
+        <w:rPr>
+          <w:rFonts w:ascii="Times New Roman" w:hAnsi="Times New Roman" w:cs="Times New Roman"/>
+          <w:b/>
+          <w:bCs/>
+          <w:i/>
+          <w:iCs/>
+          <w:u w:val="single"/>
+        </w:rPr>
+        <w:t>09 .</w:t>
+      </w:r>
+      <w:proofErr w:type="gramEnd"/>
+      <w:r>
+        <w:rPr>
+          <w:rFonts w:ascii="Times New Roman" w:hAnsi="Times New Roman" w:cs="Times New Roman"/>
+          <w:b/>
+          <w:bCs/>
+          <w:i/>
+          <w:iCs/>
+          <w:u w:val="single"/>
+        </w:rPr>
+        <w:t>28.:</w:t>
       </w:r>
     </w:p>
     <w:p>
@@ -812,6 +888,14 @@
         </w:rPr>
         <w:t>Alap adatbázis felépítése</w:t>
       </w:r>
+      <w:r>
+        <w:rPr>
+          <w:rFonts w:ascii="Times New Roman" w:hAnsi="Times New Roman" w:cs="Times New Roman"/>
+          <w:i/>
+          <w:iCs/>
+        </w:rPr>
+        <w:t>.</w:t>
+      </w:r>
     </w:p>
     <w:p>
       <w:pPr>
@@ -859,14 +943,318 @@
         </w:rPr>
         <w:t xml:space="preserve">Vass Csanád: </w:t>
       </w:r>
-      <w:r>
-        <w:rPr>
-          <w:rFonts w:ascii="Times New Roman" w:hAnsi="Times New Roman" w:cs="Times New Roman"/>
-          <w:i/>
-          <w:iCs/>
-        </w:rPr>
-        <w:t>Connect.php-val csatlakozás az adatbázishoz</w:t>
-      </w:r>
+      <w:proofErr w:type="spellStart"/>
+      <w:r>
+        <w:rPr>
+          <w:rFonts w:ascii="Times New Roman" w:hAnsi="Times New Roman" w:cs="Times New Roman"/>
+          <w:i/>
+          <w:iCs/>
+        </w:rPr>
+        <w:t>Connect.php-val</w:t>
+      </w:r>
+      <w:proofErr w:type="spellEnd"/>
+      <w:r>
+        <w:rPr>
+          <w:rFonts w:ascii="Times New Roman" w:hAnsi="Times New Roman" w:cs="Times New Roman"/>
+          <w:i/>
+          <w:iCs/>
+        </w:rPr>
+        <w:t xml:space="preserve"> csatlakozás az adatbázishoz</w:t>
+      </w:r>
+      <w:r>
+        <w:rPr>
+          <w:rFonts w:ascii="Times New Roman" w:hAnsi="Times New Roman" w:cs="Times New Roman"/>
+          <w:i/>
+          <w:iCs/>
+        </w:rPr>
+        <w:t>.</w:t>
+      </w:r>
+    </w:p>
+    <w:p>
+      <w:pPr>
+        <w:rPr>
+          <w:rFonts w:ascii="Times New Roman" w:hAnsi="Times New Roman" w:cs="Times New Roman"/>
+          <w:i/>
+          <w:iCs/>
+          <w:u w:val="single"/>
+        </w:rPr>
+      </w:pPr>
+    </w:p>
+    <w:p>
+      <w:pPr>
+        <w:rPr>
+          <w:rFonts w:ascii="Times New Roman" w:hAnsi="Times New Roman" w:cs="Times New Roman"/>
+          <w:b/>
+          <w:bCs/>
+          <w:i/>
+          <w:iCs/>
+          <w:u w:val="single"/>
+        </w:rPr>
+      </w:pPr>
+      <w:r>
+        <w:rPr>
+          <w:rFonts w:ascii="Times New Roman" w:hAnsi="Times New Roman" w:cs="Times New Roman"/>
+          <w:b/>
+          <w:bCs/>
+          <w:i/>
+          <w:iCs/>
+          <w:u w:val="single"/>
+        </w:rPr>
+        <w:t xml:space="preserve">2026. </w:t>
+      </w:r>
+      <w:r>
+        <w:rPr>
+          <w:rFonts w:ascii="Times New Roman" w:hAnsi="Times New Roman" w:cs="Times New Roman"/>
+          <w:b/>
+          <w:bCs/>
+          <w:i/>
+          <w:iCs/>
+          <w:u w:val="single"/>
+        </w:rPr>
+        <w:t>10</w:t>
+      </w:r>
+      <w:r>
+        <w:rPr>
+          <w:rFonts w:ascii="Times New Roman" w:hAnsi="Times New Roman" w:cs="Times New Roman"/>
+          <w:b/>
+          <w:bCs/>
+          <w:i/>
+          <w:iCs/>
+          <w:u w:val="single"/>
+        </w:rPr>
+        <w:t xml:space="preserve">. </w:t>
+      </w:r>
+      <w:r>
+        <w:rPr>
+          <w:rFonts w:ascii="Times New Roman" w:hAnsi="Times New Roman" w:cs="Times New Roman"/>
+          <w:b/>
+          <w:bCs/>
+          <w:i/>
+          <w:iCs/>
+          <w:u w:val="single"/>
+        </w:rPr>
+        <w:t>13</w:t>
+      </w:r>
+      <w:r>
+        <w:rPr>
+          <w:rFonts w:ascii="Times New Roman" w:hAnsi="Times New Roman" w:cs="Times New Roman"/>
+          <w:b/>
+          <w:bCs/>
+          <w:i/>
+          <w:iCs/>
+          <w:u w:val="single"/>
+        </w:rPr>
+        <w:t>.:</w:t>
+      </w:r>
+    </w:p>
+    <w:p>
+      <w:pPr>
+        <w:pStyle w:val="Listaszerbekezds"/>
+        <w:numPr>
+          <w:ilvl w:val="0"/>
+          <w:numId w:val="2"/>
+        </w:numPr>
+        <w:rPr>
+          <w:rFonts w:ascii="Times New Roman" w:hAnsi="Times New Roman" w:cs="Times New Roman"/>
+          <w:b/>
+          <w:bCs/>
+          <w:i/>
+          <w:iCs/>
+          <w:u w:val="single"/>
+        </w:rPr>
+      </w:pPr>
+      <w:r>
+        <w:rPr>
+          <w:rFonts w:ascii="Times New Roman" w:hAnsi="Times New Roman" w:cs="Times New Roman"/>
+          <w:i/>
+          <w:iCs/>
+          <w:u w:val="single"/>
+        </w:rPr>
+        <w:t>Vass Csanád:</w:t>
+      </w:r>
+      <w:r>
+        <w:rPr>
+          <w:rFonts w:ascii="Times New Roman" w:hAnsi="Times New Roman" w:cs="Times New Roman"/>
+          <w:i/>
+          <w:iCs/>
+          <w:u w:val="single"/>
+        </w:rPr>
+        <w:t xml:space="preserve"> </w:t>
+      </w:r>
+      <w:r>
+        <w:rPr>
+          <w:rFonts w:ascii="Times New Roman" w:hAnsi="Times New Roman" w:cs="Times New Roman"/>
+          <w:i/>
+          <w:iCs/>
+        </w:rPr>
+        <w:t>Bejelentkezés oldal kinézetét kezdtem el csinálni</w:t>
+      </w:r>
+      <w:r>
+        <w:rPr>
+          <w:rFonts w:ascii="Times New Roman" w:hAnsi="Times New Roman" w:cs="Times New Roman"/>
+          <w:i/>
+          <w:iCs/>
+        </w:rPr>
+        <w:t>.</w:t>
+      </w:r>
+    </w:p>
+    <w:p>
+      <w:pPr>
+        <w:pStyle w:val="Listaszerbekezds"/>
+        <w:numPr>
+          <w:ilvl w:val="0"/>
+          <w:numId w:val="2"/>
+        </w:numPr>
+        <w:rPr>
+          <w:rFonts w:ascii="Times New Roman" w:hAnsi="Times New Roman" w:cs="Times New Roman"/>
+          <w:b/>
+          <w:bCs/>
+          <w:i/>
+          <w:iCs/>
+          <w:u w:val="single"/>
+        </w:rPr>
+      </w:pPr>
+      <w:r>
+        <w:rPr>
+          <w:rFonts w:ascii="Times New Roman" w:hAnsi="Times New Roman" w:cs="Times New Roman"/>
+          <w:i/>
+          <w:iCs/>
+          <w:u w:val="single"/>
+        </w:rPr>
+        <w:t>Pugner László:</w:t>
+      </w:r>
+      <w:r>
+        <w:rPr>
+          <w:rFonts w:ascii="Times New Roman" w:hAnsi="Times New Roman" w:cs="Times New Roman"/>
+          <w:i/>
+          <w:iCs/>
+          <w:u w:val="single"/>
+        </w:rPr>
+        <w:t xml:space="preserve"> </w:t>
+      </w:r>
+      <w:r>
+        <w:rPr>
+          <w:rFonts w:ascii="Times New Roman" w:hAnsi="Times New Roman" w:cs="Times New Roman"/>
+          <w:i/>
+          <w:iCs/>
+        </w:rPr>
+        <w:t xml:space="preserve">A zene.php kategória oldalában dolgoztam, a </w:t>
+      </w:r>
+      <w:proofErr w:type="spellStart"/>
+      <w:r>
+        <w:rPr>
+          <w:rFonts w:ascii="Times New Roman" w:hAnsi="Times New Roman" w:cs="Times New Roman"/>
+          <w:i/>
+          <w:iCs/>
+        </w:rPr>
+        <w:t>css</w:t>
+      </w:r>
+      <w:proofErr w:type="spellEnd"/>
+      <w:r>
+        <w:rPr>
+          <w:rFonts w:ascii="Times New Roman" w:hAnsi="Times New Roman" w:cs="Times New Roman"/>
+          <w:i/>
+          <w:iCs/>
+        </w:rPr>
+        <w:t>-t tettem helyre, mivel nem akarta betölteni a beállított stílusokat, a már kész kategória létrehozást kezdtem el összekötni az adatbázissal, de nem működik még.</w:t>
+      </w:r>
+    </w:p>
+    <w:p>
+      <w:pPr>
+        <w:pStyle w:val="Listaszerbekezds"/>
+        <w:numPr>
+          <w:ilvl w:val="0"/>
+          <w:numId w:val="2"/>
+        </w:numPr>
+        <w:rPr>
+          <w:rFonts w:ascii="Times New Roman" w:hAnsi="Times New Roman" w:cs="Times New Roman"/>
+          <w:b/>
+          <w:bCs/>
+          <w:i/>
+          <w:iCs/>
+          <w:u w:val="single"/>
+        </w:rPr>
+      </w:pPr>
+      <w:proofErr w:type="spellStart"/>
+      <w:r>
+        <w:rPr>
+          <w:rFonts w:ascii="Times New Roman" w:hAnsi="Times New Roman" w:cs="Times New Roman"/>
+          <w:i/>
+          <w:iCs/>
+          <w:u w:val="single"/>
+        </w:rPr>
+        <w:t>Github</w:t>
+      </w:r>
+      <w:proofErr w:type="spellEnd"/>
+      <w:r>
+        <w:rPr>
+          <w:rFonts w:ascii="Times New Roman" w:hAnsi="Times New Roman" w:cs="Times New Roman"/>
+          <w:i/>
+          <w:iCs/>
+          <w:u w:val="single"/>
+        </w:rPr>
+        <w:t xml:space="preserve"> link:</w:t>
+      </w:r>
+      <w:r>
+        <w:rPr>
+          <w:rFonts w:ascii="Times New Roman" w:hAnsi="Times New Roman" w:cs="Times New Roman"/>
+          <w:b/>
+          <w:bCs/>
+          <w:i/>
+          <w:iCs/>
+          <w:u w:val="single"/>
+        </w:rPr>
+        <w:t xml:space="preserve"> </w:t>
+      </w:r>
+      <w:hyperlink r:id="rId6" w:history="1">
+        <w:proofErr w:type="spellStart"/>
+        <w:r>
+          <w:rPr>
+            <w:rStyle w:val="Hiperhivatkozs"/>
+            <w:rFonts w:ascii="Times New Roman" w:hAnsi="Times New Roman" w:cs="Times New Roman"/>
+            <w:b/>
+            <w:bCs/>
+            <w:i/>
+            <w:iCs/>
+          </w:rPr>
+          <w:t>yuyoyanaoya</w:t>
+        </w:r>
+        <w:proofErr w:type="spellEnd"/>
+        <w:r>
+          <w:rPr>
+            <w:rStyle w:val="Hiperhivatkozs"/>
+            <w:rFonts w:ascii="Times New Roman" w:hAnsi="Times New Roman" w:cs="Times New Roman"/>
+            <w:b/>
+            <w:bCs/>
+            <w:i/>
+            <w:iCs/>
+          </w:rPr>
+          <w:t>/</w:t>
+        </w:r>
+        <w:proofErr w:type="spellStart"/>
+        <w:r>
+          <w:rPr>
+            <w:rStyle w:val="Hiperhivatkozs"/>
+            <w:rFonts w:ascii="Times New Roman" w:hAnsi="Times New Roman" w:cs="Times New Roman"/>
+            <w:b/>
+            <w:bCs/>
+            <w:i/>
+            <w:iCs/>
+          </w:rPr>
+          <w:t>forum_projektmunka</w:t>
+        </w:r>
+        <w:proofErr w:type="spellEnd"/>
+      </w:hyperlink>
+    </w:p>
+    <w:p>
+      <w:pPr>
+        <w:rPr>
+          <w:rFonts w:ascii="Times New Roman" w:hAnsi="Times New Roman" w:cs="Times New Roman"/>
+          <w:i/>
+          <w:iCs/>
+          <w:u w:val="single"/>
+        </w:rPr>
+      </w:pPr>
     </w:p>
     <w:sectPr>
       <w:pgSz w:w="11906" w:h="16838"/>
@@ -879,11 +1267,11 @@
 </file>
 
 <file path=word/numbering.xml><?xml version="1.0" encoding="utf-8"?>
-<w:numbering xmlns:wpc="http://schemas.microsoft.com/office/word/2010/wordprocessingCanvas" xmlns:cx="http://schemas.microsoft.com/office/drawing/2014/chartex" xmlns:cx1="http://schemas.microsoft.com/office/drawing/2015/9/8/chartex" xmlns:cx2="http://schemas.microsoft.com/office/drawing/2015/10/21/chartex" xmlns:cx3="http://schemas.microsoft.com/office/drawing/2016/5/9/chartex" xmlns:cx4="http://schemas.microsoft.com/office/drawing/2016/5/10/chartex" xmlns:cx5="http://schemas.microsoft.com/office/drawing/2016/5/11/chartex" xmlns:cx6="http://schemas.microsoft.com/office/drawing/2016/5/12/chartex" xmlns:cx7="http://schemas.microsoft.com/office/drawing/2016/5/13/chartex" xmlns:cx8="http://schemas.microsoft.com/office/drawing/2016/5/14/chartex" xmlns:mc="http://schemas.openxmlformats.org/markup-compatibility/2006" xmlns:aink="http://schemas.microsoft.com/office/drawing/2016/ink" xmlns:am3d="http://schemas.microsoft.com/office/drawing/2017/model3d" xmlns:o="urn:schemas-microsoft-com:office:office" xmlns:r="http://schemas.openxmlformats.org/officeDocument/2006/relationships" xmlns:m="http://schemas.openxmlformats.org/officeDocument/2006/math" xmlns:v="urn:schemas-microsoft-com:vml" xmlns:wp14="http://schemas.microsoft.com/office/word/2010/wordprocessingDrawing" xmlns:wp="http://schemas.openxmlformats.org/drawingml/2006/wordprocessingDrawing" xmlns:w10="urn:schemas-microsoft-com:office:word" xmlns:w="http://schemas.openxmlformats.org/wordprocessingml/2006/main" xmlns:w14="http://schemas.microsoft.com/office/word/2010/wordml" xmlns:w15="http://schemas.microsoft.com/office/word/2012/wordml" xmlns:w16cex="http://schemas.microsoft.com/office/word/2018/wordml/cex" xmlns:w16cid="http://schemas.microsoft.com/office/word/2016/wordml/cid" xmlns:w16="http://schemas.microsoft.com/office/word/2018/wordml" xmlns:w16sdtdh="http://schemas.microsoft.com/office/word/2020/wordml/sdtdatahash" xmlns:w16se="http://schemas.microsoft.com/office/word/2015/wordml/symex" xmlns:wpg="http://schemas.microsoft.com/office/word/2010/wordprocessingGroup" xmlns:wpi="http://schemas.microsoft.com/office/word/2010/wordprocessingInk" xmlns:wne="http://schemas.microsoft.com/office/word/2006/wordml" xmlns:wps="http://schemas.microsoft.com/office/word/2010/wordprocessingShape" mc:Ignorable="w14 w15 w16se w16cid w16 w16cex w16sdtdh wp14">
+<w:numbering xmlns:wpc="http://schemas.microsoft.com/office/word/2010/wordprocessingCanvas" xmlns:cx="http://schemas.microsoft.com/office/drawing/2014/chartex" xmlns:cx1="http://schemas.microsoft.com/office/drawing/2015/9/8/chartex" xmlns:cx2="http://schemas.microsoft.com/office/drawing/2015/10/21/chartex" xmlns:cx3="http://schemas.microsoft.com/office/drawing/2016/5/9/chartex" xmlns:cx4="http://schemas.microsoft.com/office/drawing/2016/5/10/chartex" xmlns:cx5="http://schemas.microsoft.com/office/drawing/2016/5/11/chartex" xmlns:cx6="http://schemas.microsoft.com/office/drawing/2016/5/12/chartex" xmlns:cx7="http://schemas.microsoft.com/office/drawing/2016/5/13/chartex" xmlns:cx8="http://schemas.microsoft.com/office/drawing/2016/5/14/chartex" xmlns:mc="http://schemas.openxmlformats.org/markup-compatibility/2006" xmlns:aink="http://schemas.microsoft.com/office/drawing/2016/ink" xmlns:am3d="http://schemas.microsoft.com/office/drawing/2017/model3d" xmlns:o="urn:schemas-microsoft-com:office:office" xmlns:oel="http://schemas.microsoft.com/office/2019/extlst" xmlns:r="http://schemas.openxmlformats.org/officeDocument/2006/relationships" xmlns:m="http://schemas.openxmlformats.org/officeDocument/2006/math" xmlns:v="urn:schemas-microsoft-com:vml" xmlns:wp14="http://schemas.microsoft.com/office/word/2010/wordprocessingDrawing" xmlns:wp="http://schemas.openxmlformats.org/drawingml/2006/wordprocessingDrawing" xmlns:w10="urn:schemas-microsoft-com:office:word" xmlns:w="http://schemas.openxmlformats.org/wordprocessingml/2006/main" xmlns:w14="http://schemas.microsoft.com/office/word/2010/wordml" xmlns:w15="http://schemas.microsoft.com/office/word/2012/wordml" xmlns:w16cex="http://schemas.microsoft.com/office/word/2018/wordml/cex" xmlns:w16cid="http://schemas.microsoft.com/office/word/2016/wordml/cid" xmlns:w16="http://schemas.microsoft.com/office/word/2018/wordml" xmlns:w16du="http://schemas.microsoft.com/office/word/2023/wordml/word16du" xmlns:w16sdtdh="http://schemas.microsoft.com/office/word/2020/wordml/sdtdatahash" xmlns:w16sdtfl="http://schemas.microsoft.com/office/word/2024/wordml/sdtformatlock" xmlns:w16se="http://schemas.microsoft.com/office/word/2015/wordml/symex" xmlns:wpg="http://schemas.microsoft.com/office/word/2010/wordprocessingGroup" xmlns:wpi="http://schemas.microsoft.com/office/word/2010/wordprocessingInk" xmlns:wne="http://schemas.microsoft.com/office/word/2006/wordml" xmlns:wps="http://schemas.microsoft.com/office/word/2010/wordprocessingShape" mc:Ignorable="w14 w15 w16se w16cid w16 w16cex w16sdtdh w16sdtfl w16du wp14">
   <w:abstractNum w:abstractNumId="0" w15:restartNumberingAfterBreak="0">
     <w:nsid w:val="07BC6347"/>
     <w:multiLevelType w:val="hybridMultilevel"/>
-    <w:tmpl w:val="767E5D64"/>
+    <w:tmpl w:val="12E41C9A"/>
     <w:lvl w:ilvl="0" w:tplc="040E0001">
       <w:start w:val="1"/>
       <w:numFmt w:val="bullet"/>
@@ -1105,17 +1493,17 @@
       </w:rPr>
     </w:lvl>
   </w:abstractNum>
-  <w:num w:numId="1">
+  <w:num w:numId="1" w16cid:durableId="1377269939">
     <w:abstractNumId w:val="1"/>
   </w:num>
-  <w:num w:numId="2">
+  <w:num w:numId="2" w16cid:durableId="252474310">
     <w:abstractNumId w:val="0"/>
   </w:num>
 </w:numbering>
 </file>
 
 <file path=word/styles.xml><?xml version="1.0" encoding="utf-8"?>
-<w:styles xmlns:mc="http://schemas.openxmlformats.org/markup-compatibility/2006" xmlns:r="http://schemas.openxmlformats.org/officeDocument/2006/relationships" xmlns:w="http://schemas.openxmlformats.org/wordprocessingml/2006/main" xmlns:w14="http://schemas.microsoft.com/office/word/2010/wordml" xmlns:w15="http://schemas.microsoft.com/office/word/2012/wordml" xmlns:w16cex="http://schemas.microsoft.com/office/word/2018/wordml/cex" xmlns:w16cid="http://schemas.microsoft.com/office/word/2016/wordml/cid" xmlns:w16="http://schemas.microsoft.com/office/word/2018/wordml" xmlns:w16sdtdh="http://schemas.microsoft.com/office/word/2020/wordml/sdtdatahash" xmlns:w16se="http://schemas.microsoft.com/office/word/2015/wordml/symex" mc:Ignorable="w14 w15 w16se w16cid w16 w16cex w16sdtdh">
+<w:styles xmlns:mc="http://schemas.openxmlformats.org/markup-compatibility/2006" xmlns:r="http://schemas.openxmlformats.org/officeDocument/2006/relationships" xmlns:w="http://schemas.openxmlformats.org/wordprocessingml/2006/main" xmlns:w14="http://schemas.microsoft.com/office/word/2010/wordml" xmlns:w15="http://schemas.microsoft.com/office/word/2012/wordml" xmlns:w16cex="http://schemas.microsoft.com/office/word/2018/wordml/cex" xmlns:w16cid="http://schemas.microsoft.com/office/word/2016/wordml/cid" xmlns:w16="http://schemas.microsoft.com/office/word/2018/wordml" xmlns:w16du="http://schemas.microsoft.com/office/word/2023/wordml/word16du" xmlns:w16sdtdh="http://schemas.microsoft.com/office/word/2020/wordml/sdtdatahash" xmlns:w16sdtfl="http://schemas.microsoft.com/office/word/2024/wordml/sdtformatlock" xmlns:w16se="http://schemas.microsoft.com/office/word/2015/wordml/symex" mc:Ignorable="w14 w15 w16se w16cid w16 w16cex w16sdtdh w16sdtfl w16du">
   <w:docDefaults>
     <w:rPrDefault>
       <w:rPr>
@@ -1718,7 +2106,6 @@
   <w:style w:type="character" w:default="1" w:styleId="Bekezdsalapbettpusa">
     <w:name w:val="Default Paragraph Font"/>
     <w:uiPriority w:val="1"/>
-    <w:semiHidden/>
     <w:unhideWhenUsed/>
   </w:style>
   <w:style w:type="table" w:default="1" w:styleId="Normltblzat">
@@ -2030,6 +2417,29 @@
       <w:smallCaps/>
       <w:color w:val="0F4761" w:themeColor="accent1" w:themeShade="BF"/>
       <w:spacing w:val="5"/>
+    </w:rPr>
+  </w:style>
+  <w:style w:type="character" w:styleId="Hiperhivatkozs">
+    <w:name w:val="Hyperlink"/>
+    <w:basedOn w:val="Bekezdsalapbettpusa"/>
+    <w:uiPriority w:val="99"/>
+    <w:unhideWhenUsed/>
+    <w:rsid w:val="003D5E7D"/>
+    <w:rPr>
+      <w:color w:val="467886" w:themeColor="hyperlink"/>
+      <w:u w:val="single"/>
+    </w:rPr>
+  </w:style>
+  <w:style w:type="character" w:styleId="Feloldatlanmegemlts">
+    <w:name w:val="Unresolved Mention"/>
+    <w:basedOn w:val="Bekezdsalapbettpusa"/>
+    <w:uiPriority w:val="99"/>
+    <w:semiHidden/>
+    <w:unhideWhenUsed/>
+    <w:rsid w:val="003D5E7D"/>
+    <w:rPr>
+      <w:color w:val="605E5C"/>
+      <w:shd w:val="clear" w:color="auto" w:fill="E1DFDD"/>
     </w:rPr>
   </w:style>
 </w:styles>
